--- a/TFG_Lucas Paleo 4.docx
+++ b/TFG_Lucas Paleo 4.docx
@@ -4070,17 +4070,7 @@
                                     <w:sz w:val="56"/>
                                     <w:szCs w:val="56"/>
                                   </w:rPr>
-                                  <w:t>Prototipo de Business Intelligence aplicado a Uber</w:t>
-                                </w:r>
-                                <w:r>
-                                  <w:rPr>
-                                    <w:b/>
-                                    <w:bCs/>
-                                    <w:color w:val="404040" w:themeColor="text1" w:themeTint="BF"/>
-                                    <w:sz w:val="56"/>
-                                    <w:szCs w:val="56"/>
-                                  </w:rPr>
-                                  <w:t>.</w:t>
+                                  <w:t>Prototipo de Business Intelligence aplicado a Uber.</w:t>
                                 </w:r>
                               </w:p>
                               <w:p>
@@ -4222,17 +4212,7 @@
                               <w:sz w:val="56"/>
                               <w:szCs w:val="56"/>
                             </w:rPr>
-                            <w:t>Prototipo de Business Intelligence aplicado a Uber</w:t>
-                          </w:r>
-                          <w:r>
-                            <w:rPr>
-                              <w:b/>
-                              <w:bCs/>
-                              <w:color w:val="404040" w:themeColor="text1" w:themeTint="BF"/>
-                              <w:sz w:val="56"/>
-                              <w:szCs w:val="56"/>
-                            </w:rPr>
-                            <w:t>.</w:t>
+                            <w:t>Prototipo de Business Intelligence aplicado a Uber.</w:t>
                           </w:r>
                         </w:p>
                         <w:p>
@@ -4442,7 +4422,7 @@
           <w:r>
             <w:fldChar w:fldCharType="separate"/>
           </w:r>
-          <w:hyperlink w:anchor="_Toc212410426" w:history="1">
+          <w:hyperlink w:anchor="_Toc214140216" w:history="1">
             <w:r>
               <w:rPr>
                 <w:rStyle w:val="Hipervnculo"/>
@@ -4472,7 +4452,7 @@
                 <w:noProof/>
                 <w:webHidden/>
               </w:rPr>
-              <w:instrText xml:space="preserve"> PAGEREF _Toc212410426 \h </w:instrText>
+              <w:instrText xml:space="preserve"> PAGEREF _Toc214140216 \h </w:instrText>
             </w:r>
             <w:r>
               <w:rPr>
@@ -4497,6 +4477,128 @@
             <w:r>
               <w:rPr>
                 <w:noProof/>
+                <w:webHidden/>
+              </w:rPr>
+              <w:fldChar w:fldCharType="end"/>
+            </w:r>
+          </w:hyperlink>
+        </w:p>
+        <w:p>
+          <w:pPr>
+            <w:pStyle w:val="TDC2"/>
+            <w:rPr>
+              <w:rFonts w:asciiTheme="minorHAnsi" w:eastAsiaTheme="minorEastAsia" w:hAnsiTheme="minorHAnsi" w:cstheme="minorBidi"/>
+              <w:i w:val="0"/>
+              <w:iCs w:val="0"/>
+              <w:kern w:val="2"/>
+              <w14:ligatures w14:val="standardContextual"/>
+            </w:rPr>
+          </w:pPr>
+          <w:hyperlink w:anchor="_Toc214140217" w:history="1">
+            <w:r>
+              <w:rPr>
+                <w:rStyle w:val="Hipervnculo"/>
+              </w:rPr>
+              <w:t>Antecedentes</w:t>
+            </w:r>
+            <w:r>
+              <w:rPr>
+                <w:webHidden/>
+              </w:rPr>
+              <w:tab/>
+            </w:r>
+            <w:r>
+              <w:rPr>
+                <w:webHidden/>
+              </w:rPr>
+              <w:fldChar w:fldCharType="begin"/>
+            </w:r>
+            <w:r>
+              <w:rPr>
+                <w:webHidden/>
+              </w:rPr>
+              <w:instrText xml:space="preserve"> PAGEREF _Toc214140217 \h </w:instrText>
+            </w:r>
+            <w:r>
+              <w:rPr>
+                <w:webHidden/>
+              </w:rPr>
+            </w:r>
+            <w:r>
+              <w:rPr>
+                <w:webHidden/>
+              </w:rPr>
+              <w:fldChar w:fldCharType="separate"/>
+            </w:r>
+            <w:r>
+              <w:rPr>
+                <w:webHidden/>
+              </w:rPr>
+              <w:t>3</w:t>
+            </w:r>
+            <w:r>
+              <w:rPr>
+                <w:webHidden/>
+              </w:rPr>
+              <w:fldChar w:fldCharType="end"/>
+            </w:r>
+          </w:hyperlink>
+        </w:p>
+        <w:p>
+          <w:pPr>
+            <w:pStyle w:val="TDC2"/>
+            <w:rPr>
+              <w:rFonts w:asciiTheme="minorHAnsi" w:eastAsiaTheme="minorEastAsia" w:hAnsiTheme="minorHAnsi" w:cstheme="minorBidi"/>
+              <w:i w:val="0"/>
+              <w:iCs w:val="0"/>
+              <w:kern w:val="2"/>
+              <w14:ligatures w14:val="standardContextual"/>
+            </w:rPr>
+          </w:pPr>
+          <w:hyperlink w:anchor="_Toc214140218" w:history="1">
+            <w:r>
+              <w:rPr>
+                <w:rStyle w:val="Hipervnculo"/>
+              </w:rPr>
+              <w:t>Descripción Del Área Problemática</w:t>
+            </w:r>
+            <w:r>
+              <w:rPr>
+                <w:webHidden/>
+              </w:rPr>
+              <w:tab/>
+            </w:r>
+            <w:r>
+              <w:rPr>
+                <w:webHidden/>
+              </w:rPr>
+              <w:fldChar w:fldCharType="begin"/>
+            </w:r>
+            <w:r>
+              <w:rPr>
+                <w:webHidden/>
+              </w:rPr>
+              <w:instrText xml:space="preserve"> PAGEREF _Toc214140218 \h </w:instrText>
+            </w:r>
+            <w:r>
+              <w:rPr>
+                <w:webHidden/>
+              </w:rPr>
+            </w:r>
+            <w:r>
+              <w:rPr>
+                <w:webHidden/>
+              </w:rPr>
+              <w:fldChar w:fldCharType="separate"/>
+            </w:r>
+            <w:r>
+              <w:rPr>
+                <w:webHidden/>
+              </w:rPr>
+              <w:t>4</w:t>
+            </w:r>
+            <w:r>
+              <w:rPr>
                 <w:webHidden/>
               </w:rPr>
               <w:fldChar w:fldCharType="end"/>
@@ -4517,7 +4619,7 @@
               <w:lang w:eastAsia="es-AR"/>
             </w:rPr>
           </w:pPr>
-          <w:hyperlink w:anchor="_Toc212410427" w:history="1">
+          <w:hyperlink w:anchor="_Toc214140219" w:history="1">
             <w:r>
               <w:rPr>
                 <w:rStyle w:val="Hipervnculo"/>
@@ -4526,7 +4628,7 @@
                 <w:bCs/>
                 <w:noProof/>
               </w:rPr>
-              <w:t>Antecedentes</w:t>
+              <w:t>Justificación</w:t>
             </w:r>
             <w:r>
               <w:rPr>
@@ -4547,7 +4649,7 @@
                 <w:noProof/>
                 <w:webHidden/>
               </w:rPr>
-              <w:instrText xml:space="preserve"> PAGEREF _Toc212410427 \h </w:instrText>
+              <w:instrText xml:space="preserve"> PAGEREF _Toc214140219 \h </w:instrText>
             </w:r>
             <w:r>
               <w:rPr>
@@ -4567,7 +4669,7 @@
                 <w:noProof/>
                 <w:webHidden/>
               </w:rPr>
-              <w:t>4</w:t>
+              <w:t>6</w:t>
             </w:r>
             <w:r>
               <w:rPr>
@@ -4592,7 +4694,7 @@
               <w:lang w:eastAsia="es-AR"/>
             </w:rPr>
           </w:pPr>
-          <w:hyperlink w:anchor="_Toc212410428" w:history="1">
+          <w:hyperlink w:anchor="_Toc214140220" w:history="1">
             <w:r>
               <w:rPr>
                 <w:rStyle w:val="Hipervnculo"/>
@@ -4601,7 +4703,7 @@
                 <w:bCs/>
                 <w:noProof/>
               </w:rPr>
-              <w:t>Descripción Del Área Problemática</w:t>
+              <w:t>Objetivos</w:t>
             </w:r>
             <w:r>
               <w:rPr>
@@ -4622,7 +4724,7 @@
                 <w:noProof/>
                 <w:webHidden/>
               </w:rPr>
-              <w:instrText xml:space="preserve"> PAGEREF _Toc212410428 \h </w:instrText>
+              <w:instrText xml:space="preserve"> PAGEREF _Toc214140220 \h </w:instrText>
             </w:r>
             <w:r>
               <w:rPr>
@@ -4642,11 +4744,133 @@
                 <w:noProof/>
                 <w:webHidden/>
               </w:rPr>
-              <w:t>5</w:t>
+              <w:t>7</w:t>
             </w:r>
             <w:r>
               <w:rPr>
                 <w:noProof/>
+                <w:webHidden/>
+              </w:rPr>
+              <w:fldChar w:fldCharType="end"/>
+            </w:r>
+          </w:hyperlink>
+        </w:p>
+        <w:p>
+          <w:pPr>
+            <w:pStyle w:val="TDC2"/>
+            <w:rPr>
+              <w:rFonts w:asciiTheme="minorHAnsi" w:eastAsiaTheme="minorEastAsia" w:hAnsiTheme="minorHAnsi" w:cstheme="minorBidi"/>
+              <w:i w:val="0"/>
+              <w:iCs w:val="0"/>
+              <w:kern w:val="2"/>
+              <w14:ligatures w14:val="standardContextual"/>
+            </w:rPr>
+          </w:pPr>
+          <w:hyperlink w:anchor="_Toc214140221" w:history="1">
+            <w:r>
+              <w:rPr>
+                <w:rStyle w:val="Hipervnculo"/>
+              </w:rPr>
+              <w:t>Objetivo general</w:t>
+            </w:r>
+            <w:r>
+              <w:rPr>
+                <w:webHidden/>
+              </w:rPr>
+              <w:tab/>
+            </w:r>
+            <w:r>
+              <w:rPr>
+                <w:webHidden/>
+              </w:rPr>
+              <w:fldChar w:fldCharType="begin"/>
+            </w:r>
+            <w:r>
+              <w:rPr>
+                <w:webHidden/>
+              </w:rPr>
+              <w:instrText xml:space="preserve"> PAGEREF _Toc214140221 \h </w:instrText>
+            </w:r>
+            <w:r>
+              <w:rPr>
+                <w:webHidden/>
+              </w:rPr>
+            </w:r>
+            <w:r>
+              <w:rPr>
+                <w:webHidden/>
+              </w:rPr>
+              <w:fldChar w:fldCharType="separate"/>
+            </w:r>
+            <w:r>
+              <w:rPr>
+                <w:webHidden/>
+              </w:rPr>
+              <w:t>7</w:t>
+            </w:r>
+            <w:r>
+              <w:rPr>
+                <w:webHidden/>
+              </w:rPr>
+              <w:fldChar w:fldCharType="end"/>
+            </w:r>
+          </w:hyperlink>
+        </w:p>
+        <w:p>
+          <w:pPr>
+            <w:pStyle w:val="TDC2"/>
+            <w:rPr>
+              <w:rFonts w:asciiTheme="minorHAnsi" w:eastAsiaTheme="minorEastAsia" w:hAnsiTheme="minorHAnsi" w:cstheme="minorBidi"/>
+              <w:i w:val="0"/>
+              <w:iCs w:val="0"/>
+              <w:kern w:val="2"/>
+              <w14:ligatures w14:val="standardContextual"/>
+            </w:rPr>
+          </w:pPr>
+          <w:hyperlink w:anchor="_Toc214140222" w:history="1">
+            <w:r>
+              <w:rPr>
+                <w:rStyle w:val="Hipervnculo"/>
+              </w:rPr>
+              <w:t>Objetivos específicos</w:t>
+            </w:r>
+            <w:r>
+              <w:rPr>
+                <w:webHidden/>
+              </w:rPr>
+              <w:tab/>
+            </w:r>
+            <w:r>
+              <w:rPr>
+                <w:webHidden/>
+              </w:rPr>
+              <w:fldChar w:fldCharType="begin"/>
+            </w:r>
+            <w:r>
+              <w:rPr>
+                <w:webHidden/>
+              </w:rPr>
+              <w:instrText xml:space="preserve"> PAGEREF _Toc214140222 \h </w:instrText>
+            </w:r>
+            <w:r>
+              <w:rPr>
+                <w:webHidden/>
+              </w:rPr>
+            </w:r>
+            <w:r>
+              <w:rPr>
+                <w:webHidden/>
+              </w:rPr>
+              <w:fldChar w:fldCharType="separate"/>
+            </w:r>
+            <w:r>
+              <w:rPr>
+                <w:webHidden/>
+              </w:rPr>
+              <w:t>7</w:t>
+            </w:r>
+            <w:r>
+              <w:rPr>
                 <w:webHidden/>
               </w:rPr>
               <w:fldChar w:fldCharType="end"/>
@@ -4667,7 +4891,7 @@
               <w:lang w:eastAsia="es-AR"/>
             </w:rPr>
           </w:pPr>
-          <w:hyperlink w:anchor="_Toc212410429" w:history="1">
+          <w:hyperlink w:anchor="_Toc214140223" w:history="1">
             <w:r>
               <w:rPr>
                 <w:rStyle w:val="Hipervnculo"/>
@@ -4676,7 +4900,7 @@
                 <w:bCs/>
                 <w:noProof/>
               </w:rPr>
-              <w:t>Justificación</w:t>
+              <w:t>Marco Teórico</w:t>
             </w:r>
             <w:r>
               <w:rPr>
@@ -4697,7 +4921,7 @@
                 <w:noProof/>
                 <w:webHidden/>
               </w:rPr>
-              <w:instrText xml:space="preserve"> PAGEREF _Toc212410429 \h </w:instrText>
+              <w:instrText xml:space="preserve"> PAGEREF _Toc214140223 \h </w:instrText>
             </w:r>
             <w:r>
               <w:rPr>
@@ -4717,11 +4941,194 @@
                 <w:noProof/>
                 <w:webHidden/>
               </w:rPr>
-              <w:t>6</w:t>
+              <w:t>8</w:t>
             </w:r>
             <w:r>
               <w:rPr>
                 <w:noProof/>
+                <w:webHidden/>
+              </w:rPr>
+              <w:fldChar w:fldCharType="end"/>
+            </w:r>
+          </w:hyperlink>
+        </w:p>
+        <w:p>
+          <w:pPr>
+            <w:pStyle w:val="TDC2"/>
+            <w:rPr>
+              <w:rFonts w:asciiTheme="minorHAnsi" w:eastAsiaTheme="minorEastAsia" w:hAnsiTheme="minorHAnsi" w:cstheme="minorBidi"/>
+              <w:i w:val="0"/>
+              <w:iCs w:val="0"/>
+              <w:kern w:val="2"/>
+              <w14:ligatures w14:val="standardContextual"/>
+            </w:rPr>
+          </w:pPr>
+          <w:hyperlink w:anchor="_Toc214140224" w:history="1">
+            <w:r>
+              <w:rPr>
+                <w:rStyle w:val="Hipervnculo"/>
+              </w:rPr>
+              <w:t>Dominio Del Problema</w:t>
+            </w:r>
+            <w:r>
+              <w:rPr>
+                <w:webHidden/>
+              </w:rPr>
+              <w:tab/>
+            </w:r>
+            <w:r>
+              <w:rPr>
+                <w:webHidden/>
+              </w:rPr>
+              <w:fldChar w:fldCharType="begin"/>
+            </w:r>
+            <w:r>
+              <w:rPr>
+                <w:webHidden/>
+              </w:rPr>
+              <w:instrText xml:space="preserve"> PAGEREF _Toc214140224 \h </w:instrText>
+            </w:r>
+            <w:r>
+              <w:rPr>
+                <w:webHidden/>
+              </w:rPr>
+            </w:r>
+            <w:r>
+              <w:rPr>
+                <w:webHidden/>
+              </w:rPr>
+              <w:fldChar w:fldCharType="separate"/>
+            </w:r>
+            <w:r>
+              <w:rPr>
+                <w:webHidden/>
+              </w:rPr>
+              <w:t>8</w:t>
+            </w:r>
+            <w:r>
+              <w:rPr>
+                <w:webHidden/>
+              </w:rPr>
+              <w:fldChar w:fldCharType="end"/>
+            </w:r>
+          </w:hyperlink>
+        </w:p>
+        <w:p>
+          <w:pPr>
+            <w:pStyle w:val="TDC2"/>
+            <w:rPr>
+              <w:rFonts w:asciiTheme="minorHAnsi" w:eastAsiaTheme="minorEastAsia" w:hAnsiTheme="minorHAnsi" w:cstheme="minorBidi"/>
+              <w:i w:val="0"/>
+              <w:iCs w:val="0"/>
+              <w:kern w:val="2"/>
+              <w14:ligatures w14:val="standardContextual"/>
+            </w:rPr>
+          </w:pPr>
+          <w:hyperlink w:anchor="_Toc214140225" w:history="1">
+            <w:r>
+              <w:rPr>
+                <w:rStyle w:val="Hipervnculo"/>
+              </w:rPr>
+              <w:t>TICs</w:t>
+            </w:r>
+            <w:r>
+              <w:rPr>
+                <w:webHidden/>
+              </w:rPr>
+              <w:tab/>
+            </w:r>
+            <w:r>
+              <w:rPr>
+                <w:webHidden/>
+              </w:rPr>
+              <w:fldChar w:fldCharType="begin"/>
+            </w:r>
+            <w:r>
+              <w:rPr>
+                <w:webHidden/>
+              </w:rPr>
+              <w:instrText xml:space="preserve"> PAGEREF _Toc214140225 \h </w:instrText>
+            </w:r>
+            <w:r>
+              <w:rPr>
+                <w:webHidden/>
+              </w:rPr>
+            </w:r>
+            <w:r>
+              <w:rPr>
+                <w:webHidden/>
+              </w:rPr>
+              <w:fldChar w:fldCharType="separate"/>
+            </w:r>
+            <w:r>
+              <w:rPr>
+                <w:webHidden/>
+              </w:rPr>
+              <w:t>8</w:t>
+            </w:r>
+            <w:r>
+              <w:rPr>
+                <w:webHidden/>
+              </w:rPr>
+              <w:fldChar w:fldCharType="end"/>
+            </w:r>
+          </w:hyperlink>
+        </w:p>
+        <w:p>
+          <w:pPr>
+            <w:pStyle w:val="TDC2"/>
+            <w:rPr>
+              <w:rFonts w:asciiTheme="minorHAnsi" w:eastAsiaTheme="minorEastAsia" w:hAnsiTheme="minorHAnsi" w:cstheme="minorBidi"/>
+              <w:i w:val="0"/>
+              <w:iCs w:val="0"/>
+              <w:kern w:val="2"/>
+              <w14:ligatures w14:val="standardContextual"/>
+            </w:rPr>
+          </w:pPr>
+          <w:hyperlink w:anchor="_Toc214140226" w:history="1">
+            <w:r>
+              <w:rPr>
+                <w:rStyle w:val="Hipervnculo"/>
+              </w:rPr>
+              <w:t>Competencia</w:t>
+            </w:r>
+            <w:r>
+              <w:rPr>
+                <w:webHidden/>
+              </w:rPr>
+              <w:tab/>
+            </w:r>
+            <w:r>
+              <w:rPr>
+                <w:webHidden/>
+              </w:rPr>
+              <w:fldChar w:fldCharType="begin"/>
+            </w:r>
+            <w:r>
+              <w:rPr>
+                <w:webHidden/>
+              </w:rPr>
+              <w:instrText xml:space="preserve"> PAGEREF _Toc214140226 \h </w:instrText>
+            </w:r>
+            <w:r>
+              <w:rPr>
+                <w:webHidden/>
+              </w:rPr>
+            </w:r>
+            <w:r>
+              <w:rPr>
+                <w:webHidden/>
+              </w:rPr>
+              <w:fldChar w:fldCharType="separate"/>
+            </w:r>
+            <w:r>
+              <w:rPr>
+                <w:webHidden/>
+              </w:rPr>
+              <w:t>10</w:t>
+            </w:r>
+            <w:r>
+              <w:rPr>
                 <w:webHidden/>
               </w:rPr>
               <w:fldChar w:fldCharType="end"/>
@@ -4742,7 +5149,7 @@
               <w:lang w:eastAsia="es-AR"/>
             </w:rPr>
           </w:pPr>
-          <w:hyperlink w:anchor="_Toc212410430" w:history="1">
+          <w:hyperlink w:anchor="_Toc214140227" w:history="1">
             <w:r>
               <w:rPr>
                 <w:rStyle w:val="Hipervnculo"/>
@@ -4751,7 +5158,7 @@
                 <w:bCs/>
                 <w:noProof/>
               </w:rPr>
-              <w:t>Objetivos</w:t>
+              <w:t>Diseño metodológico</w:t>
             </w:r>
             <w:r>
               <w:rPr>
@@ -4772,7 +5179,7 @@
                 <w:noProof/>
                 <w:webHidden/>
               </w:rPr>
-              <w:instrText xml:space="preserve"> PAGEREF _Toc212410430 \h </w:instrText>
+              <w:instrText xml:space="preserve"> PAGEREF _Toc214140227 \h </w:instrText>
             </w:r>
             <w:r>
               <w:rPr>
@@ -4792,7 +5199,7 @@
                 <w:noProof/>
                 <w:webHidden/>
               </w:rPr>
-              <w:t>7</w:t>
+              <w:t>13</w:t>
             </w:r>
             <w:r>
               <w:rPr>
@@ -4807,15 +5214,19 @@
           <w:pPr>
             <w:pStyle w:val="TDC2"/>
             <w:rPr>
-              <w:rFonts w:eastAsiaTheme="minorEastAsia"/>
+              <w:rFonts w:asciiTheme="minorHAnsi" w:eastAsiaTheme="minorEastAsia" w:hAnsiTheme="minorHAnsi" w:cstheme="minorBidi"/>
+              <w:i w:val="0"/>
+              <w:iCs w:val="0"/>
+              <w:kern w:val="2"/>
+              <w14:ligatures w14:val="standardContextual"/>
             </w:rPr>
           </w:pPr>
-          <w:hyperlink w:anchor="_Toc212410431" w:history="1">
+          <w:hyperlink w:anchor="_Toc214140228" w:history="1">
             <w:r>
               <w:rPr>
                 <w:rStyle w:val="Hipervnculo"/>
               </w:rPr>
-              <w:t>Objetivo general</w:t>
+              <w:t>Metodología analítica</w:t>
             </w:r>
             <w:r>
               <w:rPr>
@@ -4833,7 +5244,7 @@
               <w:rPr>
                 <w:webHidden/>
               </w:rPr>
-              <w:instrText xml:space="preserve"> PAGEREF _Toc212410431 \h </w:instrText>
+              <w:instrText xml:space="preserve"> PAGEREF _Toc214140228 \h </w:instrText>
             </w:r>
             <w:r>
               <w:rPr>
@@ -4850,7 +5261,7 @@
               <w:rPr>
                 <w:webHidden/>
               </w:rPr>
-              <w:t>7</w:t>
+              <w:t>13</w:t>
             </w:r>
             <w:r>
               <w:rPr>
@@ -4864,15 +5275,19 @@
           <w:pPr>
             <w:pStyle w:val="TDC2"/>
             <w:rPr>
-              <w:rFonts w:eastAsiaTheme="minorEastAsia"/>
+              <w:rFonts w:asciiTheme="minorHAnsi" w:eastAsiaTheme="minorEastAsia" w:hAnsiTheme="minorHAnsi" w:cstheme="minorBidi"/>
+              <w:i w:val="0"/>
+              <w:iCs w:val="0"/>
+              <w:kern w:val="2"/>
+              <w14:ligatures w14:val="standardContextual"/>
             </w:rPr>
           </w:pPr>
-          <w:hyperlink w:anchor="_Toc212410432" w:history="1">
+          <w:hyperlink w:anchor="_Toc214140229" w:history="1">
             <w:r>
               <w:rPr>
                 <w:rStyle w:val="Hipervnculo"/>
               </w:rPr>
-              <w:t>Objetivos específicos</w:t>
+              <w:t>Metodología de desarrollo de software</w:t>
             </w:r>
             <w:r>
               <w:rPr>
@@ -4890,7 +5305,7 @@
               <w:rPr>
                 <w:webHidden/>
               </w:rPr>
-              <w:instrText xml:space="preserve"> PAGEREF _Toc212410432 \h </w:instrText>
+              <w:instrText xml:space="preserve"> PAGEREF _Toc214140229 \h </w:instrText>
             </w:r>
             <w:r>
               <w:rPr>
@@ -4907,7 +5322,7 @@
               <w:rPr>
                 <w:webHidden/>
               </w:rPr>
-              <w:t>7</w:t>
+              <w:t>14</w:t>
             </w:r>
             <w:r>
               <w:rPr>
@@ -4931,7 +5346,7 @@
               <w:lang w:eastAsia="es-AR"/>
             </w:rPr>
           </w:pPr>
-          <w:hyperlink w:anchor="_Toc212410433" w:history="1">
+          <w:hyperlink w:anchor="_Toc214140230" w:history="1">
             <w:r>
               <w:rPr>
                 <w:rStyle w:val="Hipervnculo"/>
@@ -4940,7 +5355,7 @@
                 <w:bCs/>
                 <w:noProof/>
               </w:rPr>
-              <w:t>Marco Teórico</w:t>
+              <w:t>Herramientas de software</w:t>
             </w:r>
             <w:r>
               <w:rPr>
@@ -4961,7 +5376,7 @@
                 <w:noProof/>
                 <w:webHidden/>
               </w:rPr>
-              <w:instrText xml:space="preserve"> PAGEREF _Toc212410433 \h </w:instrText>
+              <w:instrText xml:space="preserve"> PAGEREF _Toc214140230 \h </w:instrText>
             </w:r>
             <w:r>
               <w:rPr>
@@ -4981,7 +5396,7 @@
                 <w:noProof/>
                 <w:webHidden/>
               </w:rPr>
-              <w:t>8</w:t>
+              <w:t>15</w:t>
             </w:r>
             <w:r>
               <w:rPr>
@@ -4996,15 +5411,19 @@
           <w:pPr>
             <w:pStyle w:val="TDC2"/>
             <w:rPr>
-              <w:rFonts w:eastAsiaTheme="minorEastAsia"/>
+              <w:rFonts w:asciiTheme="minorHAnsi" w:eastAsiaTheme="minorEastAsia" w:hAnsiTheme="minorHAnsi" w:cstheme="minorBidi"/>
+              <w:i w:val="0"/>
+              <w:iCs w:val="0"/>
+              <w:kern w:val="2"/>
+              <w14:ligatures w14:val="standardContextual"/>
             </w:rPr>
           </w:pPr>
-          <w:hyperlink w:anchor="_Toc212410434" w:history="1">
+          <w:hyperlink w:anchor="_Toc214140231" w:history="1">
             <w:r>
               <w:rPr>
                 <w:rStyle w:val="Hipervnculo"/>
               </w:rPr>
-              <w:t>Dominio Del Problema</w:t>
+              <w:t>Recolección de datos</w:t>
             </w:r>
             <w:r>
               <w:rPr>
@@ -5022,7 +5441,7 @@
               <w:rPr>
                 <w:webHidden/>
               </w:rPr>
-              <w:instrText xml:space="preserve"> PAGEREF _Toc212410434 \h </w:instrText>
+              <w:instrText xml:space="preserve"> PAGEREF _Toc214140231 \h </w:instrText>
             </w:r>
             <w:r>
               <w:rPr>
@@ -5039,7 +5458,7 @@
               <w:rPr>
                 <w:webHidden/>
               </w:rPr>
-              <w:t>8</w:t>
+              <w:t>15</w:t>
             </w:r>
             <w:r>
               <w:rPr>
@@ -5053,15 +5472,19 @@
           <w:pPr>
             <w:pStyle w:val="TDC2"/>
             <w:rPr>
-              <w:rFonts w:eastAsiaTheme="minorEastAsia"/>
+              <w:rFonts w:asciiTheme="minorHAnsi" w:eastAsiaTheme="minorEastAsia" w:hAnsiTheme="minorHAnsi" w:cstheme="minorBidi"/>
+              <w:i w:val="0"/>
+              <w:iCs w:val="0"/>
+              <w:kern w:val="2"/>
+              <w14:ligatures w14:val="standardContextual"/>
             </w:rPr>
           </w:pPr>
-          <w:hyperlink w:anchor="_Toc212410435" w:history="1">
+          <w:hyperlink w:anchor="_Toc214140232" w:history="1">
             <w:r>
               <w:rPr>
                 <w:rStyle w:val="Hipervnculo"/>
               </w:rPr>
-              <w:t>TICs</w:t>
+              <w:t>Planificación del proyecto</w:t>
             </w:r>
             <w:r>
               <w:rPr>
@@ -5079,7 +5502,7 @@
               <w:rPr>
                 <w:webHidden/>
               </w:rPr>
-              <w:instrText xml:space="preserve"> PAGEREF _Toc212410435 \h </w:instrText>
+              <w:instrText xml:space="preserve"> PAGEREF _Toc214140232 \h </w:instrText>
             </w:r>
             <w:r>
               <w:rPr>
@@ -5096,64 +5519,7 @@
               <w:rPr>
                 <w:webHidden/>
               </w:rPr>
-              <w:t>8</w:t>
-            </w:r>
-            <w:r>
-              <w:rPr>
-                <w:webHidden/>
-              </w:rPr>
-              <w:fldChar w:fldCharType="end"/>
-            </w:r>
-          </w:hyperlink>
-        </w:p>
-        <w:p>
-          <w:pPr>
-            <w:pStyle w:val="TDC2"/>
-            <w:rPr>
-              <w:rFonts w:eastAsiaTheme="minorEastAsia"/>
-            </w:rPr>
-          </w:pPr>
-          <w:hyperlink w:anchor="_Toc212410436" w:history="1">
-            <w:r>
-              <w:rPr>
-                <w:rStyle w:val="Hipervnculo"/>
-              </w:rPr>
-              <w:t>Competencia</w:t>
-            </w:r>
-            <w:r>
-              <w:rPr>
-                <w:webHidden/>
-              </w:rPr>
-              <w:tab/>
-            </w:r>
-            <w:r>
-              <w:rPr>
-                <w:webHidden/>
-              </w:rPr>
-              <w:fldChar w:fldCharType="begin"/>
-            </w:r>
-            <w:r>
-              <w:rPr>
-                <w:webHidden/>
-              </w:rPr>
-              <w:instrText xml:space="preserve"> PAGEREF _Toc212410436 \h </w:instrText>
-            </w:r>
-            <w:r>
-              <w:rPr>
-                <w:webHidden/>
-              </w:rPr>
-            </w:r>
-            <w:r>
-              <w:rPr>
-                <w:webHidden/>
-              </w:rPr>
-              <w:fldChar w:fldCharType="separate"/>
-            </w:r>
-            <w:r>
-              <w:rPr>
-                <w:webHidden/>
-              </w:rPr>
-              <w:t>10</w:t>
+              <w:t>15</w:t>
             </w:r>
             <w:r>
               <w:rPr>
@@ -5177,7 +5543,7 @@
               <w:lang w:eastAsia="es-AR"/>
             </w:rPr>
           </w:pPr>
-          <w:hyperlink w:anchor="_Toc212410437" w:history="1">
+          <w:hyperlink w:anchor="_Toc214140233" w:history="1">
             <w:r>
               <w:rPr>
                 <w:rStyle w:val="Hipervnculo"/>
@@ -5186,7 +5552,7 @@
                 <w:bCs/>
                 <w:noProof/>
               </w:rPr>
-              <w:t>Diseño metodológico</w:t>
+              <w:t>Relevamiento</w:t>
             </w:r>
             <w:r>
               <w:rPr>
@@ -5207,7 +5573,7 @@
                 <w:noProof/>
                 <w:webHidden/>
               </w:rPr>
-              <w:instrText xml:space="preserve"> PAGEREF _Toc212410437 \h </w:instrText>
+              <w:instrText xml:space="preserve"> PAGEREF _Toc214140233 \h </w:instrText>
             </w:r>
             <w:r>
               <w:rPr>
@@ -5227,7 +5593,7 @@
                 <w:noProof/>
                 <w:webHidden/>
               </w:rPr>
-              <w:t>13</w:t>
+              <w:t>17</w:t>
             </w:r>
             <w:r>
               <w:rPr>
@@ -5240,55 +5606,73 @@
         </w:p>
         <w:p>
           <w:pPr>
-            <w:pStyle w:val="TDC2"/>
+            <w:pStyle w:val="TDC3"/>
             <w:rPr>
               <w:rFonts w:eastAsiaTheme="minorEastAsia"/>
+              <w:noProof/>
+              <w:sz w:val="24"/>
+              <w:szCs w:val="24"/>
+              <w:lang w:eastAsia="es-AR"/>
             </w:rPr>
           </w:pPr>
-          <w:hyperlink w:anchor="_Toc212410438" w:history="1">
+          <w:hyperlink w:anchor="_Toc214140234" w:history="1">
             <w:r>
               <w:rPr>
                 <w:rStyle w:val="Hipervnculo"/>
-              </w:rPr>
-              <w:t>Metodología analítica</w:t>
-            </w:r>
-            <w:r>
-              <w:rPr>
+                <w:rFonts w:ascii="Times New Roman" w:eastAsia="Times New Roman" w:hAnsi="Times New Roman" w:cs="Times New Roman"/>
+                <w:i/>
+                <w:iCs/>
+                <w:noProof/>
+                <w:kern w:val="0"/>
+                <w:lang w:eastAsia="es-AR"/>
+                <w14:ligatures w14:val="none"/>
+              </w:rPr>
+              <w:t>Relevamiento estructural</w:t>
+            </w:r>
+            <w:r>
+              <w:rPr>
+                <w:noProof/>
                 <w:webHidden/>
               </w:rPr>
               <w:tab/>
             </w:r>
             <w:r>
               <w:rPr>
+                <w:noProof/>
                 <w:webHidden/>
               </w:rPr>
               <w:fldChar w:fldCharType="begin"/>
             </w:r>
             <w:r>
               <w:rPr>
+                <w:noProof/>
                 <w:webHidden/>
               </w:rPr>
-              <w:instrText xml:space="preserve"> PAGEREF _Toc212410438 \h </w:instrText>
-            </w:r>
-            <w:r>
-              <w:rPr>
+              <w:instrText xml:space="preserve"> PAGEREF _Toc214140234 \h </w:instrText>
+            </w:r>
+            <w:r>
+              <w:rPr>
+                <w:noProof/>
                 <w:webHidden/>
               </w:rPr>
             </w:r>
             <w:r>
               <w:rPr>
+                <w:noProof/>
                 <w:webHidden/>
               </w:rPr>
               <w:fldChar w:fldCharType="separate"/>
             </w:r>
             <w:r>
               <w:rPr>
+                <w:noProof/>
                 <w:webHidden/>
               </w:rPr>
-              <w:t>13</w:t>
-            </w:r>
-            <w:r>
-              <w:rPr>
+              <w:t>17</w:t>
+            </w:r>
+            <w:r>
+              <w:rPr>
+                <w:noProof/>
                 <w:webHidden/>
               </w:rPr>
               <w:fldChar w:fldCharType="end"/>
@@ -5297,55 +5681,298 @@
         </w:p>
         <w:p>
           <w:pPr>
-            <w:pStyle w:val="TDC2"/>
+            <w:pStyle w:val="TDC3"/>
             <w:rPr>
               <w:rFonts w:eastAsiaTheme="minorEastAsia"/>
+              <w:noProof/>
+              <w:sz w:val="24"/>
+              <w:szCs w:val="24"/>
+              <w:lang w:eastAsia="es-AR"/>
             </w:rPr>
           </w:pPr>
-          <w:hyperlink w:anchor="_Toc212410439" w:history="1">
+          <w:hyperlink w:anchor="_Toc214140235" w:history="1">
             <w:r>
               <w:rPr>
                 <w:rStyle w:val="Hipervnculo"/>
-              </w:rPr>
-              <w:t>Metodología de desarrollo de software</w:t>
-            </w:r>
-            <w:r>
-              <w:rPr>
+                <w:rFonts w:ascii="Times New Roman" w:eastAsia="Times New Roman" w:hAnsi="Times New Roman" w:cs="Times New Roman"/>
+                <w:i/>
+                <w:iCs/>
+                <w:noProof/>
+                <w:kern w:val="0"/>
+                <w:lang w:eastAsia="es-AR"/>
+                <w14:ligatures w14:val="none"/>
+              </w:rPr>
+              <w:t>Relevamiento funcional</w:t>
+            </w:r>
+            <w:r>
+              <w:rPr>
+                <w:noProof/>
                 <w:webHidden/>
               </w:rPr>
               <w:tab/>
             </w:r>
             <w:r>
               <w:rPr>
+                <w:noProof/>
                 <w:webHidden/>
               </w:rPr>
               <w:fldChar w:fldCharType="begin"/>
             </w:r>
             <w:r>
               <w:rPr>
+                <w:noProof/>
                 <w:webHidden/>
               </w:rPr>
-              <w:instrText xml:space="preserve"> PAGEREF _Toc212410439 \h </w:instrText>
-            </w:r>
-            <w:r>
-              <w:rPr>
+              <w:instrText xml:space="preserve"> PAGEREF _Toc214140235 \h </w:instrText>
+            </w:r>
+            <w:r>
+              <w:rPr>
+                <w:noProof/>
                 <w:webHidden/>
               </w:rPr>
             </w:r>
             <w:r>
               <w:rPr>
+                <w:noProof/>
                 <w:webHidden/>
               </w:rPr>
               <w:fldChar w:fldCharType="separate"/>
             </w:r>
             <w:r>
               <w:rPr>
+                <w:noProof/>
                 <w:webHidden/>
               </w:rPr>
-              <w:t>14</w:t>
-            </w:r>
-            <w:r>
-              <w:rPr>
+              <w:t>18</w:t>
+            </w:r>
+            <w:r>
+              <w:rPr>
+                <w:noProof/>
+                <w:webHidden/>
+              </w:rPr>
+              <w:fldChar w:fldCharType="end"/>
+            </w:r>
+          </w:hyperlink>
+        </w:p>
+        <w:p>
+          <w:pPr>
+            <w:pStyle w:val="TDC3"/>
+            <w:rPr>
+              <w:rFonts w:eastAsiaTheme="minorEastAsia"/>
+              <w:noProof/>
+              <w:sz w:val="24"/>
+              <w:szCs w:val="24"/>
+              <w:lang w:eastAsia="es-AR"/>
+            </w:rPr>
+          </w:pPr>
+          <w:hyperlink w:anchor="_Toc214140236" w:history="1">
+            <w:r>
+              <w:rPr>
+                <w:rStyle w:val="Hipervnculo"/>
+                <w:rFonts w:eastAsia="Times New Roman"/>
+                <w:i/>
+                <w:iCs/>
+                <w:noProof/>
+                <w:kern w:val="0"/>
+                <w:lang w:eastAsia="es-AR"/>
+                <w14:ligatures w14:val="none"/>
+              </w:rPr>
+              <w:t>Estructura jerárquica</w:t>
+            </w:r>
+            <w:r>
+              <w:rPr>
+                <w:noProof/>
+                <w:webHidden/>
+              </w:rPr>
+              <w:tab/>
+            </w:r>
+            <w:r>
+              <w:rPr>
+                <w:noProof/>
+                <w:webHidden/>
+              </w:rPr>
+              <w:fldChar w:fldCharType="begin"/>
+            </w:r>
+            <w:r>
+              <w:rPr>
+                <w:noProof/>
+                <w:webHidden/>
+              </w:rPr>
+              <w:instrText xml:space="preserve"> PAGEREF _Toc214140236 \h </w:instrText>
+            </w:r>
+            <w:r>
+              <w:rPr>
+                <w:noProof/>
+                <w:webHidden/>
+              </w:rPr>
+            </w:r>
+            <w:r>
+              <w:rPr>
+                <w:noProof/>
+                <w:webHidden/>
+              </w:rPr>
+              <w:fldChar w:fldCharType="separate"/>
+            </w:r>
+            <w:r>
+              <w:rPr>
+                <w:noProof/>
+                <w:webHidden/>
+              </w:rPr>
+              <w:t>19</w:t>
+            </w:r>
+            <w:r>
+              <w:rPr>
+                <w:noProof/>
+                <w:webHidden/>
+              </w:rPr>
+              <w:fldChar w:fldCharType="end"/>
+            </w:r>
+          </w:hyperlink>
+        </w:p>
+        <w:p>
+          <w:pPr>
+            <w:pStyle w:val="TDC3"/>
+            <w:rPr>
+              <w:rFonts w:eastAsiaTheme="minorEastAsia"/>
+              <w:noProof/>
+              <w:sz w:val="24"/>
+              <w:szCs w:val="24"/>
+              <w:lang w:eastAsia="es-AR"/>
+            </w:rPr>
+          </w:pPr>
+          <w:hyperlink w:anchor="_Toc214140237" w:history="1">
+            <w:r>
+              <w:rPr>
+                <w:rStyle w:val="Hipervnculo"/>
+                <w:rFonts w:eastAsia="Times New Roman"/>
+                <w:i/>
+                <w:iCs/>
+                <w:noProof/>
+                <w:kern w:val="0"/>
+                <w:lang w:eastAsia="es-AR"/>
+                <w14:ligatures w14:val="none"/>
+              </w:rPr>
+              <w:t>Funciones de las áreas</w:t>
+            </w:r>
+            <w:r>
+              <w:rPr>
+                <w:noProof/>
+                <w:webHidden/>
+              </w:rPr>
+              <w:tab/>
+            </w:r>
+            <w:r>
+              <w:rPr>
+                <w:noProof/>
+                <w:webHidden/>
+              </w:rPr>
+              <w:fldChar w:fldCharType="begin"/>
+            </w:r>
+            <w:r>
+              <w:rPr>
+                <w:noProof/>
+                <w:webHidden/>
+              </w:rPr>
+              <w:instrText xml:space="preserve"> PAGEREF _Toc214140237 \h </w:instrText>
+            </w:r>
+            <w:r>
+              <w:rPr>
+                <w:noProof/>
+                <w:webHidden/>
+              </w:rPr>
+            </w:r>
+            <w:r>
+              <w:rPr>
+                <w:noProof/>
+                <w:webHidden/>
+              </w:rPr>
+              <w:fldChar w:fldCharType="separate"/>
+            </w:r>
+            <w:r>
+              <w:rPr>
+                <w:noProof/>
+                <w:webHidden/>
+              </w:rPr>
+              <w:t>20</w:t>
+            </w:r>
+            <w:r>
+              <w:rPr>
+                <w:noProof/>
+                <w:webHidden/>
+              </w:rPr>
+              <w:fldChar w:fldCharType="end"/>
+            </w:r>
+          </w:hyperlink>
+        </w:p>
+        <w:p>
+          <w:pPr>
+            <w:pStyle w:val="TDC3"/>
+            <w:rPr>
+              <w:rFonts w:eastAsiaTheme="minorEastAsia"/>
+              <w:noProof/>
+              <w:sz w:val="24"/>
+              <w:szCs w:val="24"/>
+              <w:lang w:eastAsia="es-AR"/>
+            </w:rPr>
+          </w:pPr>
+          <w:hyperlink w:anchor="_Toc214140238" w:history="1">
+            <w:r>
+              <w:rPr>
+                <w:rStyle w:val="Hipervnculo"/>
+                <w:rFonts w:ascii="Times New Roman" w:eastAsia="Times New Roman" w:hAnsi="Times New Roman" w:cs="Times New Roman"/>
+                <w:i/>
+                <w:iCs/>
+                <w:noProof/>
+                <w:kern w:val="0"/>
+                <w:lang w:eastAsia="es-AR"/>
+                <w14:ligatures w14:val="none"/>
+              </w:rPr>
+              <w:t>Relevamiento de documentación</w:t>
+            </w:r>
+            <w:r>
+              <w:rPr>
+                <w:noProof/>
+                <w:webHidden/>
+              </w:rPr>
+              <w:tab/>
+            </w:r>
+            <w:r>
+              <w:rPr>
+                <w:noProof/>
+                <w:webHidden/>
+              </w:rPr>
+              <w:fldChar w:fldCharType="begin"/>
+            </w:r>
+            <w:r>
+              <w:rPr>
+                <w:noProof/>
+                <w:webHidden/>
+              </w:rPr>
+              <w:instrText xml:space="preserve"> PAGEREF _Toc214140238 \h </w:instrText>
+            </w:r>
+            <w:r>
+              <w:rPr>
+                <w:noProof/>
+                <w:webHidden/>
+              </w:rPr>
+            </w:r>
+            <w:r>
+              <w:rPr>
+                <w:noProof/>
+                <w:webHidden/>
+              </w:rPr>
+              <w:fldChar w:fldCharType="separate"/>
+            </w:r>
+            <w:r>
+              <w:rPr>
+                <w:noProof/>
+                <w:webHidden/>
+              </w:rPr>
+              <w:t>21</w:t>
+            </w:r>
+            <w:r>
+              <w:rPr>
+                <w:noProof/>
                 <w:webHidden/>
               </w:rPr>
               <w:fldChar w:fldCharType="end"/>
@@ -5366,7 +5993,7 @@
               <w:lang w:eastAsia="es-AR"/>
             </w:rPr>
           </w:pPr>
-          <w:hyperlink w:anchor="_Toc212410440" w:history="1">
+          <w:hyperlink w:anchor="_Toc214140239" w:history="1">
             <w:r>
               <w:rPr>
                 <w:rStyle w:val="Hipervnculo"/>
@@ -5375,7 +6002,7 @@
                 <w:bCs/>
                 <w:noProof/>
               </w:rPr>
-              <w:t>Herramientas de software</w:t>
+              <w:t>Proceso de negocios</w:t>
             </w:r>
             <w:r>
               <w:rPr>
@@ -5396,7 +6023,7 @@
                 <w:noProof/>
                 <w:webHidden/>
               </w:rPr>
-              <w:instrText xml:space="preserve"> PAGEREF _Toc212410440 \h </w:instrText>
+              <w:instrText xml:space="preserve"> PAGEREF _Toc214140239 \h </w:instrText>
             </w:r>
             <w:r>
               <w:rPr>
@@ -5416,125 +6043,11 @@
                 <w:noProof/>
                 <w:webHidden/>
               </w:rPr>
-              <w:t>14</w:t>
+              <w:t>22</w:t>
             </w:r>
             <w:r>
               <w:rPr>
                 <w:noProof/>
-                <w:webHidden/>
-              </w:rPr>
-              <w:fldChar w:fldCharType="end"/>
-            </w:r>
-          </w:hyperlink>
-        </w:p>
-        <w:p>
-          <w:pPr>
-            <w:pStyle w:val="TDC2"/>
-            <w:rPr>
-              <w:rFonts w:eastAsiaTheme="minorEastAsia"/>
-            </w:rPr>
-          </w:pPr>
-          <w:hyperlink w:anchor="_Toc212410441" w:history="1">
-            <w:r>
-              <w:rPr>
-                <w:rStyle w:val="Hipervnculo"/>
-              </w:rPr>
-              <w:t>Recolección de datos</w:t>
-            </w:r>
-            <w:r>
-              <w:rPr>
-                <w:webHidden/>
-              </w:rPr>
-              <w:tab/>
-            </w:r>
-            <w:r>
-              <w:rPr>
-                <w:webHidden/>
-              </w:rPr>
-              <w:fldChar w:fldCharType="begin"/>
-            </w:r>
-            <w:r>
-              <w:rPr>
-                <w:webHidden/>
-              </w:rPr>
-              <w:instrText xml:space="preserve"> PAGEREF _Toc212410441 \h </w:instrText>
-            </w:r>
-            <w:r>
-              <w:rPr>
-                <w:webHidden/>
-              </w:rPr>
-            </w:r>
-            <w:r>
-              <w:rPr>
-                <w:webHidden/>
-              </w:rPr>
-              <w:fldChar w:fldCharType="separate"/>
-            </w:r>
-            <w:r>
-              <w:rPr>
-                <w:webHidden/>
-              </w:rPr>
-              <w:t>14</w:t>
-            </w:r>
-            <w:r>
-              <w:rPr>
-                <w:webHidden/>
-              </w:rPr>
-              <w:fldChar w:fldCharType="end"/>
-            </w:r>
-          </w:hyperlink>
-        </w:p>
-        <w:p>
-          <w:pPr>
-            <w:pStyle w:val="TDC2"/>
-            <w:rPr>
-              <w:rFonts w:eastAsiaTheme="minorEastAsia"/>
-            </w:rPr>
-          </w:pPr>
-          <w:hyperlink w:anchor="_Toc212410442" w:history="1">
-            <w:r>
-              <w:rPr>
-                <w:rStyle w:val="Hipervnculo"/>
-              </w:rPr>
-              <w:t>Planificación del proyecto</w:t>
-            </w:r>
-            <w:r>
-              <w:rPr>
-                <w:webHidden/>
-              </w:rPr>
-              <w:tab/>
-            </w:r>
-            <w:r>
-              <w:rPr>
-                <w:webHidden/>
-              </w:rPr>
-              <w:fldChar w:fldCharType="begin"/>
-            </w:r>
-            <w:r>
-              <w:rPr>
-                <w:webHidden/>
-              </w:rPr>
-              <w:instrText xml:space="preserve"> PAGEREF _Toc212410442 \h </w:instrText>
-            </w:r>
-            <w:r>
-              <w:rPr>
-                <w:webHidden/>
-              </w:rPr>
-            </w:r>
-            <w:r>
-              <w:rPr>
-                <w:webHidden/>
-              </w:rPr>
-              <w:fldChar w:fldCharType="separate"/>
-            </w:r>
-            <w:r>
-              <w:rPr>
-                <w:webHidden/>
-              </w:rPr>
-              <w:t>15</w:t>
-            </w:r>
-            <w:r>
-              <w:rPr>
                 <w:webHidden/>
               </w:rPr>
               <w:fldChar w:fldCharType="end"/>
@@ -5555,7 +6068,7 @@
               <w:lang w:eastAsia="es-AR"/>
             </w:rPr>
           </w:pPr>
-          <w:hyperlink w:anchor="_Toc212410443" w:history="1">
+          <w:hyperlink w:anchor="_Toc214140240" w:history="1">
             <w:r>
               <w:rPr>
                 <w:rStyle w:val="Hipervnculo"/>
@@ -5564,7 +6077,7 @@
                 <w:bCs/>
                 <w:noProof/>
               </w:rPr>
-              <w:t>Relevamiento</w:t>
+              <w:t>Diagnóstico y propuesta</w:t>
             </w:r>
             <w:r>
               <w:rPr>
@@ -5585,7 +6098,7 @@
                 <w:noProof/>
                 <w:webHidden/>
               </w:rPr>
-              <w:instrText xml:space="preserve"> PAGEREF _Toc212410443 \h </w:instrText>
+              <w:instrText xml:space="preserve"> PAGEREF _Toc214140240 \h </w:instrText>
             </w:r>
             <w:r>
               <w:rPr>
@@ -5605,7 +6118,7 @@
                 <w:noProof/>
                 <w:webHidden/>
               </w:rPr>
-              <w:t>17</w:t>
+              <w:t>23</w:t>
             </w:r>
             <w:r>
               <w:rPr>
@@ -5627,7 +6140,7 @@
               <w:lang w:eastAsia="es-AR"/>
             </w:rPr>
           </w:pPr>
-          <w:hyperlink w:anchor="_Toc212410444" w:history="1">
+          <w:hyperlink w:anchor="_Toc214140241" w:history="1">
             <w:r>
               <w:rPr>
                 <w:rStyle w:val="Hipervnculo"/>
@@ -5639,7 +6152,7 @@
                 <w:lang w:eastAsia="es-AR"/>
                 <w14:ligatures w14:val="none"/>
               </w:rPr>
-              <w:t>Relevamiento estructural</w:t>
+              <w:t>Diagnóstico</w:t>
             </w:r>
             <w:r>
               <w:rPr>
@@ -5660,7 +6173,7 @@
                 <w:noProof/>
                 <w:webHidden/>
               </w:rPr>
-              <w:instrText xml:space="preserve"> PAGEREF _Toc212410444 \h </w:instrText>
+              <w:instrText xml:space="preserve"> PAGEREF _Toc214140241 \h </w:instrText>
             </w:r>
             <w:r>
               <w:rPr>
@@ -5680,7 +6193,7 @@
                 <w:noProof/>
                 <w:webHidden/>
               </w:rPr>
-              <w:t>17</w:t>
+              <w:t>23</w:t>
             </w:r>
             <w:r>
               <w:rPr>
@@ -5702,7 +6215,7 @@
               <w:lang w:eastAsia="es-AR"/>
             </w:rPr>
           </w:pPr>
-          <w:hyperlink w:anchor="_Toc212410445" w:history="1">
+          <w:hyperlink w:anchor="_Toc214140242" w:history="1">
             <w:r>
               <w:rPr>
                 <w:rStyle w:val="Hipervnculo"/>
@@ -5714,7 +6227,7 @@
                 <w:lang w:eastAsia="es-AR"/>
                 <w14:ligatures w14:val="none"/>
               </w:rPr>
-              <w:t>Relevamiento funcional</w:t>
+              <w:t>Propuesta</w:t>
             </w:r>
             <w:r>
               <w:rPr>
@@ -5735,7 +6248,7 @@
                 <w:noProof/>
                 <w:webHidden/>
               </w:rPr>
-              <w:instrText xml:space="preserve"> PAGEREF _Toc212410445 \h </w:instrText>
+              <w:instrText xml:space="preserve"> PAGEREF _Toc214140242 \h </w:instrText>
             </w:r>
             <w:r>
               <w:rPr>
@@ -5755,7 +6268,7 @@
                 <w:noProof/>
                 <w:webHidden/>
               </w:rPr>
-              <w:t>19</w:t>
+              <w:t>23</w:t>
             </w:r>
             <w:r>
               <w:rPr>
@@ -5780,7 +6293,7 @@
               <w:lang w:eastAsia="es-AR"/>
             </w:rPr>
           </w:pPr>
-          <w:hyperlink w:anchor="_Toc212410446" w:history="1">
+          <w:hyperlink w:anchor="_Toc214140243" w:history="1">
             <w:r>
               <w:rPr>
                 <w:rStyle w:val="Hipervnculo"/>
@@ -5789,7 +6302,7 @@
                 <w:bCs/>
                 <w:noProof/>
               </w:rPr>
-              <w:t>Estructura jerárquica</w:t>
+              <w:t>Objetivos, límites y alcance del prototipo</w:t>
             </w:r>
             <w:r>
               <w:rPr>
@@ -5810,7 +6323,7 @@
                 <w:noProof/>
                 <w:webHidden/>
               </w:rPr>
-              <w:instrText xml:space="preserve"> PAGEREF _Toc212410446 \h </w:instrText>
+              <w:instrText xml:space="preserve"> PAGEREF _Toc214140243 \h </w:instrText>
             </w:r>
             <w:r>
               <w:rPr>
@@ -5830,11 +6343,299 @@
                 <w:noProof/>
                 <w:webHidden/>
               </w:rPr>
-              <w:t>20</w:t>
+              <w:t>25</w:t>
             </w:r>
             <w:r>
               <w:rPr>
                 <w:noProof/>
+                <w:webHidden/>
+              </w:rPr>
+              <w:fldChar w:fldCharType="end"/>
+            </w:r>
+          </w:hyperlink>
+        </w:p>
+        <w:p>
+          <w:pPr>
+            <w:pStyle w:val="TDC3"/>
+            <w:rPr>
+              <w:rFonts w:eastAsiaTheme="minorEastAsia"/>
+              <w:noProof/>
+              <w:sz w:val="24"/>
+              <w:szCs w:val="24"/>
+              <w:lang w:eastAsia="es-AR"/>
+            </w:rPr>
+          </w:pPr>
+          <w:hyperlink w:anchor="_Toc214140244" w:history="1">
+            <w:r>
+              <w:rPr>
+                <w:rStyle w:val="Hipervnculo"/>
+                <w:rFonts w:ascii="Times New Roman" w:eastAsia="Times New Roman" w:hAnsi="Times New Roman" w:cs="Times New Roman"/>
+                <w:i/>
+                <w:iCs/>
+                <w:noProof/>
+                <w:kern w:val="0"/>
+                <w:lang w:eastAsia="es-AR"/>
+                <w14:ligatures w14:val="none"/>
+              </w:rPr>
+              <w:t>Objetivo del prototipo</w:t>
+            </w:r>
+            <w:r>
+              <w:rPr>
+                <w:noProof/>
+                <w:webHidden/>
+              </w:rPr>
+              <w:tab/>
+            </w:r>
+            <w:r>
+              <w:rPr>
+                <w:noProof/>
+                <w:webHidden/>
+              </w:rPr>
+              <w:fldChar w:fldCharType="begin"/>
+            </w:r>
+            <w:r>
+              <w:rPr>
+                <w:noProof/>
+                <w:webHidden/>
+              </w:rPr>
+              <w:instrText xml:space="preserve"> PAGEREF _Toc214140244 \h </w:instrText>
+            </w:r>
+            <w:r>
+              <w:rPr>
+                <w:noProof/>
+                <w:webHidden/>
+              </w:rPr>
+            </w:r>
+            <w:r>
+              <w:rPr>
+                <w:noProof/>
+                <w:webHidden/>
+              </w:rPr>
+              <w:fldChar w:fldCharType="separate"/>
+            </w:r>
+            <w:r>
+              <w:rPr>
+                <w:noProof/>
+                <w:webHidden/>
+              </w:rPr>
+              <w:t>25</w:t>
+            </w:r>
+            <w:r>
+              <w:rPr>
+                <w:noProof/>
+                <w:webHidden/>
+              </w:rPr>
+              <w:fldChar w:fldCharType="end"/>
+            </w:r>
+          </w:hyperlink>
+        </w:p>
+        <w:p>
+          <w:pPr>
+            <w:pStyle w:val="TDC3"/>
+            <w:rPr>
+              <w:rFonts w:eastAsiaTheme="minorEastAsia"/>
+              <w:noProof/>
+              <w:sz w:val="24"/>
+              <w:szCs w:val="24"/>
+              <w:lang w:eastAsia="es-AR"/>
+            </w:rPr>
+          </w:pPr>
+          <w:hyperlink w:anchor="_Toc214140245" w:history="1">
+            <w:r>
+              <w:rPr>
+                <w:rStyle w:val="Hipervnculo"/>
+                <w:rFonts w:ascii="Times New Roman" w:eastAsia="Times New Roman" w:hAnsi="Times New Roman" w:cs="Times New Roman"/>
+                <w:i/>
+                <w:iCs/>
+                <w:noProof/>
+                <w:kern w:val="0"/>
+                <w:lang w:eastAsia="es-AR"/>
+                <w14:ligatures w14:val="none"/>
+              </w:rPr>
+              <w:t>Límites</w:t>
+            </w:r>
+            <w:r>
+              <w:rPr>
+                <w:noProof/>
+                <w:webHidden/>
+              </w:rPr>
+              <w:tab/>
+            </w:r>
+            <w:r>
+              <w:rPr>
+                <w:noProof/>
+                <w:webHidden/>
+              </w:rPr>
+              <w:fldChar w:fldCharType="begin"/>
+            </w:r>
+            <w:r>
+              <w:rPr>
+                <w:noProof/>
+                <w:webHidden/>
+              </w:rPr>
+              <w:instrText xml:space="preserve"> PAGEREF _Toc214140245 \h </w:instrText>
+            </w:r>
+            <w:r>
+              <w:rPr>
+                <w:noProof/>
+                <w:webHidden/>
+              </w:rPr>
+            </w:r>
+            <w:r>
+              <w:rPr>
+                <w:noProof/>
+                <w:webHidden/>
+              </w:rPr>
+              <w:fldChar w:fldCharType="separate"/>
+            </w:r>
+            <w:r>
+              <w:rPr>
+                <w:noProof/>
+                <w:webHidden/>
+              </w:rPr>
+              <w:t>25</w:t>
+            </w:r>
+            <w:r>
+              <w:rPr>
+                <w:noProof/>
+                <w:webHidden/>
+              </w:rPr>
+              <w:fldChar w:fldCharType="end"/>
+            </w:r>
+          </w:hyperlink>
+        </w:p>
+        <w:p>
+          <w:pPr>
+            <w:pStyle w:val="TDC3"/>
+            <w:rPr>
+              <w:rFonts w:eastAsiaTheme="minorEastAsia"/>
+              <w:noProof/>
+              <w:sz w:val="24"/>
+              <w:szCs w:val="24"/>
+              <w:lang w:eastAsia="es-AR"/>
+            </w:rPr>
+          </w:pPr>
+          <w:hyperlink w:anchor="_Toc214140246" w:history="1">
+            <w:r>
+              <w:rPr>
+                <w:rStyle w:val="Hipervnculo"/>
+                <w:rFonts w:ascii="Times New Roman" w:eastAsia="Times New Roman" w:hAnsi="Times New Roman" w:cs="Times New Roman"/>
+                <w:i/>
+                <w:iCs/>
+                <w:noProof/>
+                <w:kern w:val="0"/>
+                <w:lang w:eastAsia="es-AR"/>
+                <w14:ligatures w14:val="none"/>
+              </w:rPr>
+              <w:t>Alcance</w:t>
+            </w:r>
+            <w:r>
+              <w:rPr>
+                <w:noProof/>
+                <w:webHidden/>
+              </w:rPr>
+              <w:tab/>
+            </w:r>
+            <w:r>
+              <w:rPr>
+                <w:noProof/>
+                <w:webHidden/>
+              </w:rPr>
+              <w:fldChar w:fldCharType="begin"/>
+            </w:r>
+            <w:r>
+              <w:rPr>
+                <w:noProof/>
+                <w:webHidden/>
+              </w:rPr>
+              <w:instrText xml:space="preserve"> PAGEREF _Toc214140246 \h </w:instrText>
+            </w:r>
+            <w:r>
+              <w:rPr>
+                <w:noProof/>
+                <w:webHidden/>
+              </w:rPr>
+            </w:r>
+            <w:r>
+              <w:rPr>
+                <w:noProof/>
+                <w:webHidden/>
+              </w:rPr>
+              <w:fldChar w:fldCharType="separate"/>
+            </w:r>
+            <w:r>
+              <w:rPr>
+                <w:noProof/>
+                <w:webHidden/>
+              </w:rPr>
+              <w:t>25</w:t>
+            </w:r>
+            <w:r>
+              <w:rPr>
+                <w:noProof/>
+                <w:webHidden/>
+              </w:rPr>
+              <w:fldChar w:fldCharType="end"/>
+            </w:r>
+          </w:hyperlink>
+        </w:p>
+        <w:p>
+          <w:pPr>
+            <w:pStyle w:val="TDC2"/>
+            <w:rPr>
+              <w:rFonts w:asciiTheme="minorHAnsi" w:eastAsiaTheme="minorEastAsia" w:hAnsiTheme="minorHAnsi" w:cstheme="minorBidi"/>
+              <w:i w:val="0"/>
+              <w:iCs w:val="0"/>
+              <w:kern w:val="2"/>
+              <w14:ligatures w14:val="standardContextual"/>
+            </w:rPr>
+          </w:pPr>
+          <w:hyperlink w:anchor="_Toc214140247" w:history="1">
+            <w:r>
+              <w:rPr>
+                <w:rStyle w:val="Hipervnculo"/>
+                <w:b/>
+                <w:bCs/>
+              </w:rPr>
+              <w:t>Plan de validación y pruebas de usuario</w:t>
+            </w:r>
+            <w:r>
+              <w:rPr>
+                <w:webHidden/>
+              </w:rPr>
+              <w:tab/>
+            </w:r>
+            <w:r>
+              <w:rPr>
+                <w:webHidden/>
+              </w:rPr>
+              <w:fldChar w:fldCharType="begin"/>
+            </w:r>
+            <w:r>
+              <w:rPr>
+                <w:webHidden/>
+              </w:rPr>
+              <w:instrText xml:space="preserve"> PAGEREF _Toc214140247 \h </w:instrText>
+            </w:r>
+            <w:r>
+              <w:rPr>
+                <w:webHidden/>
+              </w:rPr>
+            </w:r>
+            <w:r>
+              <w:rPr>
+                <w:webHidden/>
+              </w:rPr>
+              <w:fldChar w:fldCharType="separate"/>
+            </w:r>
+            <w:r>
+              <w:rPr>
+                <w:webHidden/>
+              </w:rPr>
+              <w:t>26</w:t>
+            </w:r>
+            <w:r>
+              <w:rPr>
                 <w:webHidden/>
               </w:rPr>
               <w:fldChar w:fldCharType="end"/>
@@ -5855,7 +6656,7 @@
               <w:lang w:eastAsia="es-AR"/>
             </w:rPr>
           </w:pPr>
-          <w:hyperlink w:anchor="_Toc212410447" w:history="1">
+          <w:hyperlink w:anchor="_Toc214140248" w:history="1">
             <w:r>
               <w:rPr>
                 <w:rStyle w:val="Hipervnculo"/>
@@ -5864,7 +6665,7 @@
                 <w:bCs/>
                 <w:noProof/>
               </w:rPr>
-              <w:t>Funciones de las áreas</w:t>
+              <w:t>Descripción del Proyecto – Componentes Complementarios</w:t>
             </w:r>
             <w:r>
               <w:rPr>
@@ -5885,7 +6686,7 @@
                 <w:noProof/>
                 <w:webHidden/>
               </w:rPr>
-              <w:instrText xml:space="preserve"> PAGEREF _Toc212410447 \h </w:instrText>
+              <w:instrText xml:space="preserve"> PAGEREF _Toc214140248 \h </w:instrText>
             </w:r>
             <w:r>
               <w:rPr>
@@ -5905,82 +6706,7 @@
                 <w:noProof/>
                 <w:webHidden/>
               </w:rPr>
-              <w:t>21</w:t>
-            </w:r>
-            <w:r>
-              <w:rPr>
-                <w:noProof/>
-                <w:webHidden/>
-              </w:rPr>
-              <w:fldChar w:fldCharType="end"/>
-            </w:r>
-          </w:hyperlink>
-        </w:p>
-        <w:p>
-          <w:pPr>
-            <w:pStyle w:val="TDC3"/>
-            <w:rPr>
-              <w:rFonts w:eastAsiaTheme="minorEastAsia"/>
-              <w:noProof/>
-              <w:sz w:val="24"/>
-              <w:szCs w:val="24"/>
-              <w:lang w:eastAsia="es-AR"/>
-            </w:rPr>
-          </w:pPr>
-          <w:hyperlink w:anchor="_Toc212410448" w:history="1">
-            <w:r>
-              <w:rPr>
-                <w:rStyle w:val="Hipervnculo"/>
-                <w:rFonts w:ascii="Times New Roman" w:eastAsia="Times New Roman" w:hAnsi="Times New Roman" w:cs="Times New Roman"/>
-                <w:i/>
-                <w:iCs/>
-                <w:noProof/>
-                <w:kern w:val="0"/>
-                <w:lang w:eastAsia="es-AR"/>
-                <w14:ligatures w14:val="none"/>
-              </w:rPr>
-              <w:t>Relevamiento de documentación</w:t>
-            </w:r>
-            <w:r>
-              <w:rPr>
-                <w:noProof/>
-                <w:webHidden/>
-              </w:rPr>
-              <w:tab/>
-            </w:r>
-            <w:r>
-              <w:rPr>
-                <w:noProof/>
-                <w:webHidden/>
-              </w:rPr>
-              <w:fldChar w:fldCharType="begin"/>
-            </w:r>
-            <w:r>
-              <w:rPr>
-                <w:noProof/>
-                <w:webHidden/>
-              </w:rPr>
-              <w:instrText xml:space="preserve"> PAGEREF _Toc212410448 \h </w:instrText>
-            </w:r>
-            <w:r>
-              <w:rPr>
-                <w:noProof/>
-                <w:webHidden/>
-              </w:rPr>
-            </w:r>
-            <w:r>
-              <w:rPr>
-                <w:noProof/>
-                <w:webHidden/>
-              </w:rPr>
-              <w:fldChar w:fldCharType="separate"/>
-            </w:r>
-            <w:r>
-              <w:rPr>
-                <w:noProof/>
-                <w:webHidden/>
-              </w:rPr>
-              <w:t>21</w:t>
+              <w:t>27</w:t>
             </w:r>
             <w:r>
               <w:rPr>
@@ -5995,15 +6721,19 @@
           <w:pPr>
             <w:pStyle w:val="TDC2"/>
             <w:rPr>
-              <w:rFonts w:eastAsiaTheme="minorEastAsia"/>
+              <w:rFonts w:asciiTheme="minorHAnsi" w:eastAsiaTheme="minorEastAsia" w:hAnsiTheme="minorHAnsi" w:cstheme="minorBidi"/>
+              <w:i w:val="0"/>
+              <w:iCs w:val="0"/>
+              <w:kern w:val="2"/>
+              <w14:ligatures w14:val="standardContextual"/>
             </w:rPr>
           </w:pPr>
-          <w:hyperlink w:anchor="_Toc212410449" w:history="1">
+          <w:hyperlink w:anchor="_Toc214140249" w:history="1">
             <w:r>
               <w:rPr>
                 <w:rStyle w:val="Hipervnculo"/>
               </w:rPr>
-              <w:t>Proceso de negocios</w:t>
+              <w:t>Product backlog</w:t>
             </w:r>
             <w:r>
               <w:rPr>
@@ -6021,7 +6751,7 @@
               <w:rPr>
                 <w:webHidden/>
               </w:rPr>
-              <w:instrText xml:space="preserve"> PAGEREF _Toc212410449 \h </w:instrText>
+              <w:instrText xml:space="preserve"> PAGEREF _Toc214140249 \h </w:instrText>
             </w:r>
             <w:r>
               <w:rPr>
@@ -6038,7 +6768,312 @@
               <w:rPr>
                 <w:webHidden/>
               </w:rPr>
-              <w:t>22</w:t>
+              <w:t>27</w:t>
+            </w:r>
+            <w:r>
+              <w:rPr>
+                <w:webHidden/>
+              </w:rPr>
+              <w:fldChar w:fldCharType="end"/>
+            </w:r>
+          </w:hyperlink>
+        </w:p>
+        <w:p>
+          <w:pPr>
+            <w:pStyle w:val="TDC2"/>
+            <w:rPr>
+              <w:rFonts w:asciiTheme="minorHAnsi" w:eastAsiaTheme="minorEastAsia" w:hAnsiTheme="minorHAnsi" w:cstheme="minorBidi"/>
+              <w:i w:val="0"/>
+              <w:iCs w:val="0"/>
+              <w:kern w:val="2"/>
+              <w14:ligatures w14:val="standardContextual"/>
+            </w:rPr>
+          </w:pPr>
+          <w:hyperlink w:anchor="_Toc214140250" w:history="1">
+            <w:r>
+              <w:rPr>
+                <w:rStyle w:val="Hipervnculo"/>
+              </w:rPr>
+              <w:t>Historias de usuario</w:t>
+            </w:r>
+            <w:r>
+              <w:rPr>
+                <w:webHidden/>
+              </w:rPr>
+              <w:tab/>
+            </w:r>
+            <w:r>
+              <w:rPr>
+                <w:webHidden/>
+              </w:rPr>
+              <w:fldChar w:fldCharType="begin"/>
+            </w:r>
+            <w:r>
+              <w:rPr>
+                <w:webHidden/>
+              </w:rPr>
+              <w:instrText xml:space="preserve"> PAGEREF _Toc214140250 \h </w:instrText>
+            </w:r>
+            <w:r>
+              <w:rPr>
+                <w:webHidden/>
+              </w:rPr>
+            </w:r>
+            <w:r>
+              <w:rPr>
+                <w:webHidden/>
+              </w:rPr>
+              <w:fldChar w:fldCharType="separate"/>
+            </w:r>
+            <w:r>
+              <w:rPr>
+                <w:webHidden/>
+              </w:rPr>
+              <w:t>28</w:t>
+            </w:r>
+            <w:r>
+              <w:rPr>
+                <w:webHidden/>
+              </w:rPr>
+              <w:fldChar w:fldCharType="end"/>
+            </w:r>
+          </w:hyperlink>
+        </w:p>
+        <w:p>
+          <w:pPr>
+            <w:pStyle w:val="TDC2"/>
+            <w:rPr>
+              <w:rFonts w:asciiTheme="minorHAnsi" w:eastAsiaTheme="minorEastAsia" w:hAnsiTheme="minorHAnsi" w:cstheme="minorBidi"/>
+              <w:i w:val="0"/>
+              <w:iCs w:val="0"/>
+              <w:kern w:val="2"/>
+              <w14:ligatures w14:val="standardContextual"/>
+            </w:rPr>
+          </w:pPr>
+          <w:hyperlink w:anchor="_Toc214140251" w:history="1">
+            <w:r>
+              <w:rPr>
+                <w:rStyle w:val="Hipervnculo"/>
+              </w:rPr>
+              <w:t>Sprint backlog</w:t>
+            </w:r>
+            <w:r>
+              <w:rPr>
+                <w:webHidden/>
+              </w:rPr>
+              <w:tab/>
+            </w:r>
+            <w:r>
+              <w:rPr>
+                <w:webHidden/>
+              </w:rPr>
+              <w:fldChar w:fldCharType="begin"/>
+            </w:r>
+            <w:r>
+              <w:rPr>
+                <w:webHidden/>
+              </w:rPr>
+              <w:instrText xml:space="preserve"> PAGEREF _Toc214140251 \h </w:instrText>
+            </w:r>
+            <w:r>
+              <w:rPr>
+                <w:webHidden/>
+              </w:rPr>
+            </w:r>
+            <w:r>
+              <w:rPr>
+                <w:webHidden/>
+              </w:rPr>
+              <w:fldChar w:fldCharType="separate"/>
+            </w:r>
+            <w:r>
+              <w:rPr>
+                <w:webHidden/>
+              </w:rPr>
+              <w:t>28</w:t>
+            </w:r>
+            <w:r>
+              <w:rPr>
+                <w:webHidden/>
+              </w:rPr>
+              <w:fldChar w:fldCharType="end"/>
+            </w:r>
+          </w:hyperlink>
+        </w:p>
+        <w:p>
+          <w:pPr>
+            <w:pStyle w:val="TDC2"/>
+            <w:rPr>
+              <w:rFonts w:asciiTheme="minorHAnsi" w:eastAsiaTheme="minorEastAsia" w:hAnsiTheme="minorHAnsi" w:cstheme="minorBidi"/>
+              <w:i w:val="0"/>
+              <w:iCs w:val="0"/>
+              <w:kern w:val="2"/>
+              <w14:ligatures w14:val="standardContextual"/>
+            </w:rPr>
+          </w:pPr>
+          <w:hyperlink w:anchor="_Toc214140252" w:history="1">
+            <w:r>
+              <w:rPr>
+                <w:rStyle w:val="Hipervnculo"/>
+              </w:rPr>
+              <w:t>Estructura de datos</w:t>
+            </w:r>
+            <w:r>
+              <w:rPr>
+                <w:webHidden/>
+              </w:rPr>
+              <w:tab/>
+            </w:r>
+            <w:r>
+              <w:rPr>
+                <w:webHidden/>
+              </w:rPr>
+              <w:fldChar w:fldCharType="begin"/>
+            </w:r>
+            <w:r>
+              <w:rPr>
+                <w:webHidden/>
+              </w:rPr>
+              <w:instrText xml:space="preserve"> PAGEREF _Toc214140252 \h </w:instrText>
+            </w:r>
+            <w:r>
+              <w:rPr>
+                <w:webHidden/>
+              </w:rPr>
+            </w:r>
+            <w:r>
+              <w:rPr>
+                <w:webHidden/>
+              </w:rPr>
+              <w:fldChar w:fldCharType="separate"/>
+            </w:r>
+            <w:r>
+              <w:rPr>
+                <w:webHidden/>
+              </w:rPr>
+              <w:t>29</w:t>
+            </w:r>
+            <w:r>
+              <w:rPr>
+                <w:webHidden/>
+              </w:rPr>
+              <w:fldChar w:fldCharType="end"/>
+            </w:r>
+          </w:hyperlink>
+        </w:p>
+        <w:p>
+          <w:pPr>
+            <w:pStyle w:val="TDC2"/>
+            <w:rPr>
+              <w:rFonts w:asciiTheme="minorHAnsi" w:eastAsiaTheme="minorEastAsia" w:hAnsiTheme="minorHAnsi" w:cstheme="minorBidi"/>
+              <w:i w:val="0"/>
+              <w:iCs w:val="0"/>
+              <w:kern w:val="2"/>
+              <w14:ligatures w14:val="standardContextual"/>
+            </w:rPr>
+          </w:pPr>
+          <w:hyperlink w:anchor="_Toc214140253" w:history="1">
+            <w:r>
+              <w:rPr>
+                <w:rStyle w:val="Hipervnculo"/>
+              </w:rPr>
+              <w:t>Prototipo de interfaces de pantalla</w:t>
+            </w:r>
+            <w:r>
+              <w:rPr>
+                <w:webHidden/>
+              </w:rPr>
+              <w:tab/>
+            </w:r>
+            <w:r>
+              <w:rPr>
+                <w:webHidden/>
+              </w:rPr>
+              <w:fldChar w:fldCharType="begin"/>
+            </w:r>
+            <w:r>
+              <w:rPr>
+                <w:webHidden/>
+              </w:rPr>
+              <w:instrText xml:space="preserve"> PAGEREF _Toc214140253 \h </w:instrText>
+            </w:r>
+            <w:r>
+              <w:rPr>
+                <w:webHidden/>
+              </w:rPr>
+            </w:r>
+            <w:r>
+              <w:rPr>
+                <w:webHidden/>
+              </w:rPr>
+              <w:fldChar w:fldCharType="separate"/>
+            </w:r>
+            <w:r>
+              <w:rPr>
+                <w:webHidden/>
+              </w:rPr>
+              <w:t>30</w:t>
+            </w:r>
+            <w:r>
+              <w:rPr>
+                <w:webHidden/>
+              </w:rPr>
+              <w:fldChar w:fldCharType="end"/>
+            </w:r>
+          </w:hyperlink>
+        </w:p>
+        <w:p>
+          <w:pPr>
+            <w:pStyle w:val="TDC2"/>
+            <w:rPr>
+              <w:rFonts w:asciiTheme="minorHAnsi" w:eastAsiaTheme="minorEastAsia" w:hAnsiTheme="minorHAnsi" w:cstheme="minorBidi"/>
+              <w:i w:val="0"/>
+              <w:iCs w:val="0"/>
+              <w:kern w:val="2"/>
+              <w14:ligatures w14:val="standardContextual"/>
+            </w:rPr>
+          </w:pPr>
+          <w:hyperlink w:anchor="_Toc214140254" w:history="1">
+            <w:r>
+              <w:rPr>
+                <w:rStyle w:val="Hipervnculo"/>
+              </w:rPr>
+              <w:t>Diagrama de arquitectura</w:t>
+            </w:r>
+            <w:r>
+              <w:rPr>
+                <w:webHidden/>
+              </w:rPr>
+              <w:tab/>
+            </w:r>
+            <w:r>
+              <w:rPr>
+                <w:webHidden/>
+              </w:rPr>
+              <w:fldChar w:fldCharType="begin"/>
+            </w:r>
+            <w:r>
+              <w:rPr>
+                <w:webHidden/>
+              </w:rPr>
+              <w:instrText xml:space="preserve"> PAGEREF _Toc214140254 \h </w:instrText>
+            </w:r>
+            <w:r>
+              <w:rPr>
+                <w:webHidden/>
+              </w:rPr>
+            </w:r>
+            <w:r>
+              <w:rPr>
+                <w:webHidden/>
+              </w:rPr>
+              <w:fldChar w:fldCharType="separate"/>
+            </w:r>
+            <w:r>
+              <w:rPr>
+                <w:webHidden/>
+              </w:rPr>
+              <w:t>30</w:t>
             </w:r>
             <w:r>
               <w:rPr>
@@ -6062,7 +7097,7 @@
               <w:lang w:eastAsia="es-AR"/>
             </w:rPr>
           </w:pPr>
-          <w:hyperlink w:anchor="_Toc212410450" w:history="1">
+          <w:hyperlink w:anchor="_Toc214140255" w:history="1">
             <w:r>
               <w:rPr>
                 <w:rStyle w:val="Hipervnculo"/>
@@ -6071,7 +7106,7 @@
                 <w:bCs/>
                 <w:noProof/>
               </w:rPr>
-              <w:t>Diagnóstico y propuesta</w:t>
+              <w:t>Seguridad</w:t>
             </w:r>
             <w:r>
               <w:rPr>
@@ -6092,7 +7127,7 @@
                 <w:noProof/>
                 <w:webHidden/>
               </w:rPr>
-              <w:instrText xml:space="preserve"> PAGEREF _Toc212410450 \h </w:instrText>
+              <w:instrText xml:space="preserve"> PAGEREF _Toc214140255 \h </w:instrText>
             </w:r>
             <w:r>
               <w:rPr>
@@ -6112,7 +7147,7 @@
                 <w:noProof/>
                 <w:webHidden/>
               </w:rPr>
-              <w:t>23</w:t>
+              <w:t>31</w:t>
             </w:r>
             <w:r>
               <w:rPr>
@@ -6125,73 +7160,59 @@
         </w:p>
         <w:p>
           <w:pPr>
-            <w:pStyle w:val="TDC3"/>
+            <w:pStyle w:val="TDC2"/>
             <w:rPr>
-              <w:rFonts w:eastAsiaTheme="minorEastAsia"/>
-              <w:noProof/>
-              <w:sz w:val="24"/>
-              <w:szCs w:val="24"/>
-              <w:lang w:eastAsia="es-AR"/>
+              <w:rFonts w:asciiTheme="minorHAnsi" w:eastAsiaTheme="minorEastAsia" w:hAnsiTheme="minorHAnsi" w:cstheme="minorBidi"/>
+              <w:i w:val="0"/>
+              <w:iCs w:val="0"/>
+              <w:kern w:val="2"/>
+              <w14:ligatures w14:val="standardContextual"/>
             </w:rPr>
           </w:pPr>
-          <w:hyperlink w:anchor="_Toc212410451" w:history="1">
+          <w:hyperlink w:anchor="_Toc214140256" w:history="1">
             <w:r>
               <w:rPr>
                 <w:rStyle w:val="Hipervnculo"/>
-                <w:rFonts w:ascii="Times New Roman" w:eastAsia="Times New Roman" w:hAnsi="Times New Roman" w:cs="Times New Roman"/>
-                <w:i/>
-                <w:iCs/>
-                <w:noProof/>
-                <w:kern w:val="0"/>
-                <w:lang w:eastAsia="es-AR"/>
-                <w14:ligatures w14:val="none"/>
-              </w:rPr>
-              <w:t>Diagnóstico</w:t>
-            </w:r>
-            <w:r>
-              <w:rPr>
-                <w:noProof/>
+              </w:rPr>
+              <w:t>Acceso a la aplicación</w:t>
+            </w:r>
+            <w:r>
+              <w:rPr>
                 <w:webHidden/>
               </w:rPr>
               <w:tab/>
             </w:r>
             <w:r>
               <w:rPr>
-                <w:noProof/>
                 <w:webHidden/>
               </w:rPr>
               <w:fldChar w:fldCharType="begin"/>
             </w:r>
             <w:r>
               <w:rPr>
-                <w:noProof/>
                 <w:webHidden/>
               </w:rPr>
-              <w:instrText xml:space="preserve"> PAGEREF _Toc212410451 \h </w:instrText>
-            </w:r>
-            <w:r>
-              <w:rPr>
-                <w:noProof/>
+              <w:instrText xml:space="preserve"> PAGEREF _Toc214140256 \h </w:instrText>
+            </w:r>
+            <w:r>
+              <w:rPr>
                 <w:webHidden/>
               </w:rPr>
             </w:r>
             <w:r>
               <w:rPr>
-                <w:noProof/>
                 <w:webHidden/>
               </w:rPr>
               <w:fldChar w:fldCharType="separate"/>
             </w:r>
             <w:r>
               <w:rPr>
-                <w:noProof/>
                 <w:webHidden/>
               </w:rPr>
-              <w:t>23</w:t>
-            </w:r>
-            <w:r>
-              <w:rPr>
-                <w:noProof/>
+              <w:t>31</w:t>
+            </w:r>
+            <w:r>
+              <w:rPr>
                 <w:webHidden/>
               </w:rPr>
               <w:fldChar w:fldCharType="end"/>
@@ -6200,73 +7221,120 @@
         </w:p>
         <w:p>
           <w:pPr>
-            <w:pStyle w:val="TDC3"/>
+            <w:pStyle w:val="TDC2"/>
             <w:rPr>
-              <w:rFonts w:eastAsiaTheme="minorEastAsia"/>
-              <w:noProof/>
-              <w:sz w:val="24"/>
-              <w:szCs w:val="24"/>
-              <w:lang w:eastAsia="es-AR"/>
+              <w:rFonts w:asciiTheme="minorHAnsi" w:eastAsiaTheme="minorEastAsia" w:hAnsiTheme="minorHAnsi" w:cstheme="minorBidi"/>
+              <w:i w:val="0"/>
+              <w:iCs w:val="0"/>
+              <w:kern w:val="2"/>
+              <w14:ligatures w14:val="standardContextual"/>
             </w:rPr>
           </w:pPr>
-          <w:hyperlink w:anchor="_Toc212410452" w:history="1">
+          <w:hyperlink w:anchor="_Toc214140257" w:history="1">
             <w:r>
               <w:rPr>
                 <w:rStyle w:val="Hipervnculo"/>
-                <w:rFonts w:ascii="Times New Roman" w:eastAsia="Times New Roman" w:hAnsi="Times New Roman" w:cs="Times New Roman"/>
-                <w:i/>
-                <w:iCs/>
-                <w:noProof/>
-                <w:kern w:val="0"/>
-                <w:lang w:eastAsia="es-AR"/>
-                <w14:ligatures w14:val="none"/>
-              </w:rPr>
-              <w:t>Propuesta</w:t>
-            </w:r>
-            <w:r>
-              <w:rPr>
-                <w:noProof/>
+              </w:rPr>
+              <w:t>Política de respaldo de la información</w:t>
+            </w:r>
+            <w:r>
+              <w:rPr>
                 <w:webHidden/>
               </w:rPr>
               <w:tab/>
             </w:r>
             <w:r>
               <w:rPr>
-                <w:noProof/>
                 <w:webHidden/>
               </w:rPr>
               <w:fldChar w:fldCharType="begin"/>
             </w:r>
             <w:r>
               <w:rPr>
-                <w:noProof/>
                 <w:webHidden/>
               </w:rPr>
-              <w:instrText xml:space="preserve"> PAGEREF _Toc212410452 \h </w:instrText>
-            </w:r>
-            <w:r>
-              <w:rPr>
-                <w:noProof/>
+              <w:instrText xml:space="preserve"> PAGEREF _Toc214140257 \h </w:instrText>
+            </w:r>
+            <w:r>
+              <w:rPr>
                 <w:webHidden/>
               </w:rPr>
             </w:r>
             <w:r>
               <w:rPr>
-                <w:noProof/>
                 <w:webHidden/>
               </w:rPr>
               <w:fldChar w:fldCharType="separate"/>
             </w:r>
             <w:r>
               <w:rPr>
-                <w:noProof/>
                 <w:webHidden/>
               </w:rPr>
-              <w:t>23</w:t>
-            </w:r>
-            <w:r>
-              <w:rPr>
-                <w:noProof/>
+              <w:t>31</w:t>
+            </w:r>
+            <w:r>
+              <w:rPr>
+                <w:webHidden/>
+              </w:rPr>
+              <w:fldChar w:fldCharType="end"/>
+            </w:r>
+          </w:hyperlink>
+        </w:p>
+        <w:p>
+          <w:pPr>
+            <w:pStyle w:val="TDC2"/>
+            <w:rPr>
+              <w:rFonts w:asciiTheme="minorHAnsi" w:eastAsiaTheme="minorEastAsia" w:hAnsiTheme="minorHAnsi" w:cstheme="minorBidi"/>
+              <w:i w:val="0"/>
+              <w:iCs w:val="0"/>
+              <w:kern w:val="2"/>
+              <w14:ligatures w14:val="standardContextual"/>
+            </w:rPr>
+          </w:pPr>
+          <w:hyperlink w:anchor="_Toc214140258" w:history="1">
+            <w:r>
+              <w:rPr>
+                <w:rStyle w:val="Hipervnculo"/>
+              </w:rPr>
+              <w:t>Disponibilidad de la información</w:t>
+            </w:r>
+            <w:r>
+              <w:rPr>
+                <w:webHidden/>
+              </w:rPr>
+              <w:tab/>
+            </w:r>
+            <w:r>
+              <w:rPr>
+                <w:webHidden/>
+              </w:rPr>
+              <w:fldChar w:fldCharType="begin"/>
+            </w:r>
+            <w:r>
+              <w:rPr>
+                <w:webHidden/>
+              </w:rPr>
+              <w:instrText xml:space="preserve"> PAGEREF _Toc214140258 \h </w:instrText>
+            </w:r>
+            <w:r>
+              <w:rPr>
+                <w:webHidden/>
+              </w:rPr>
+            </w:r>
+            <w:r>
+              <w:rPr>
+                <w:webHidden/>
+              </w:rPr>
+              <w:fldChar w:fldCharType="separate"/>
+            </w:r>
+            <w:r>
+              <w:rPr>
+                <w:webHidden/>
+              </w:rPr>
+              <w:t>32</w:t>
+            </w:r>
+            <w:r>
+              <w:rPr>
                 <w:webHidden/>
               </w:rPr>
               <w:fldChar w:fldCharType="end"/>
@@ -6287,16 +7355,19 @@
               <w:lang w:eastAsia="es-AR"/>
             </w:rPr>
           </w:pPr>
-          <w:hyperlink w:anchor="_Toc212410453" w:history="1">
+          <w:hyperlink w:anchor="_Toc214140259" w:history="1">
             <w:r>
               <w:rPr>
                 <w:rStyle w:val="Hipervnculo"/>
-                <w:rFonts w:ascii="Times New Roman" w:hAnsi="Times New Roman" w:cs="Times New Roman"/>
+                <w:rFonts w:ascii="Times New Roman" w:eastAsia="Times New Roman" w:hAnsi="Times New Roman" w:cs="Times New Roman"/>
                 <w:b/>
                 <w:bCs/>
                 <w:noProof/>
-              </w:rPr>
-              <w:t>Objetivos, límites y alcance del prototipo</w:t>
+                <w:kern w:val="36"/>
+                <w:lang w:eastAsia="es-AR"/>
+                <w14:ligatures w14:val="none"/>
+              </w:rPr>
+              <w:t>Análisis de costos</w:t>
             </w:r>
             <w:r>
               <w:rPr>
@@ -6317,7 +7388,7 @@
                 <w:noProof/>
                 <w:webHidden/>
               </w:rPr>
-              <w:instrText xml:space="preserve"> PAGEREF _Toc212410453 \h </w:instrText>
+              <w:instrText xml:space="preserve"> PAGEREF _Toc214140259 \h </w:instrText>
             </w:r>
             <w:r>
               <w:rPr>
@@ -6337,293 +7408,11 @@
                 <w:noProof/>
                 <w:webHidden/>
               </w:rPr>
-              <w:t>25</w:t>
+              <w:t>33</w:t>
             </w:r>
             <w:r>
               <w:rPr>
                 <w:noProof/>
-                <w:webHidden/>
-              </w:rPr>
-              <w:fldChar w:fldCharType="end"/>
-            </w:r>
-          </w:hyperlink>
-        </w:p>
-        <w:p>
-          <w:pPr>
-            <w:pStyle w:val="TDC3"/>
-            <w:rPr>
-              <w:rFonts w:eastAsiaTheme="minorEastAsia"/>
-              <w:noProof/>
-              <w:sz w:val="24"/>
-              <w:szCs w:val="24"/>
-              <w:lang w:eastAsia="es-AR"/>
-            </w:rPr>
-          </w:pPr>
-          <w:hyperlink w:anchor="_Toc212410454" w:history="1">
-            <w:r>
-              <w:rPr>
-                <w:rStyle w:val="Hipervnculo"/>
-                <w:rFonts w:ascii="Times New Roman" w:eastAsia="Times New Roman" w:hAnsi="Times New Roman" w:cs="Times New Roman"/>
-                <w:i/>
-                <w:iCs/>
-                <w:noProof/>
-                <w:kern w:val="0"/>
-                <w:lang w:eastAsia="es-AR"/>
-                <w14:ligatures w14:val="none"/>
-              </w:rPr>
-              <w:t>Objetivo del prototipo</w:t>
-            </w:r>
-            <w:r>
-              <w:rPr>
-                <w:noProof/>
-                <w:webHidden/>
-              </w:rPr>
-              <w:tab/>
-            </w:r>
-            <w:r>
-              <w:rPr>
-                <w:noProof/>
-                <w:webHidden/>
-              </w:rPr>
-              <w:fldChar w:fldCharType="begin"/>
-            </w:r>
-            <w:r>
-              <w:rPr>
-                <w:noProof/>
-                <w:webHidden/>
-              </w:rPr>
-              <w:instrText xml:space="preserve"> PAGEREF _Toc212410454 \h </w:instrText>
-            </w:r>
-            <w:r>
-              <w:rPr>
-                <w:noProof/>
-                <w:webHidden/>
-              </w:rPr>
-            </w:r>
-            <w:r>
-              <w:rPr>
-                <w:noProof/>
-                <w:webHidden/>
-              </w:rPr>
-              <w:fldChar w:fldCharType="separate"/>
-            </w:r>
-            <w:r>
-              <w:rPr>
-                <w:noProof/>
-                <w:webHidden/>
-              </w:rPr>
-              <w:t>25</w:t>
-            </w:r>
-            <w:r>
-              <w:rPr>
-                <w:noProof/>
-                <w:webHidden/>
-              </w:rPr>
-              <w:fldChar w:fldCharType="end"/>
-            </w:r>
-          </w:hyperlink>
-        </w:p>
-        <w:p>
-          <w:pPr>
-            <w:pStyle w:val="TDC3"/>
-            <w:rPr>
-              <w:rFonts w:eastAsiaTheme="minorEastAsia"/>
-              <w:noProof/>
-              <w:sz w:val="24"/>
-              <w:szCs w:val="24"/>
-              <w:lang w:eastAsia="es-AR"/>
-            </w:rPr>
-          </w:pPr>
-          <w:hyperlink w:anchor="_Toc212410455" w:history="1">
-            <w:r>
-              <w:rPr>
-                <w:rStyle w:val="Hipervnculo"/>
-                <w:rFonts w:ascii="Times New Roman" w:eastAsia="Times New Roman" w:hAnsi="Times New Roman" w:cs="Times New Roman"/>
-                <w:i/>
-                <w:iCs/>
-                <w:noProof/>
-                <w:kern w:val="0"/>
-                <w:lang w:eastAsia="es-AR"/>
-                <w14:ligatures w14:val="none"/>
-              </w:rPr>
-              <w:t>Límites</w:t>
-            </w:r>
-            <w:r>
-              <w:rPr>
-                <w:noProof/>
-                <w:webHidden/>
-              </w:rPr>
-              <w:tab/>
-            </w:r>
-            <w:r>
-              <w:rPr>
-                <w:noProof/>
-                <w:webHidden/>
-              </w:rPr>
-              <w:fldChar w:fldCharType="begin"/>
-            </w:r>
-            <w:r>
-              <w:rPr>
-                <w:noProof/>
-                <w:webHidden/>
-              </w:rPr>
-              <w:instrText xml:space="preserve"> PAGEREF _Toc212410455 \h </w:instrText>
-            </w:r>
-            <w:r>
-              <w:rPr>
-                <w:noProof/>
-                <w:webHidden/>
-              </w:rPr>
-            </w:r>
-            <w:r>
-              <w:rPr>
-                <w:noProof/>
-                <w:webHidden/>
-              </w:rPr>
-              <w:fldChar w:fldCharType="separate"/>
-            </w:r>
-            <w:r>
-              <w:rPr>
-                <w:noProof/>
-                <w:webHidden/>
-              </w:rPr>
-              <w:t>25</w:t>
-            </w:r>
-            <w:r>
-              <w:rPr>
-                <w:noProof/>
-                <w:webHidden/>
-              </w:rPr>
-              <w:fldChar w:fldCharType="end"/>
-            </w:r>
-          </w:hyperlink>
-        </w:p>
-        <w:p>
-          <w:pPr>
-            <w:pStyle w:val="TDC3"/>
-            <w:rPr>
-              <w:rFonts w:eastAsiaTheme="minorEastAsia"/>
-              <w:noProof/>
-              <w:sz w:val="24"/>
-              <w:szCs w:val="24"/>
-              <w:lang w:eastAsia="es-AR"/>
-            </w:rPr>
-          </w:pPr>
-          <w:hyperlink w:anchor="_Toc212410456" w:history="1">
-            <w:r>
-              <w:rPr>
-                <w:rStyle w:val="Hipervnculo"/>
-                <w:rFonts w:ascii="Times New Roman" w:eastAsia="Times New Roman" w:hAnsi="Times New Roman" w:cs="Times New Roman"/>
-                <w:i/>
-                <w:iCs/>
-                <w:noProof/>
-                <w:kern w:val="0"/>
-                <w:lang w:eastAsia="es-AR"/>
-                <w14:ligatures w14:val="none"/>
-              </w:rPr>
-              <w:t>Alcance</w:t>
-            </w:r>
-            <w:r>
-              <w:rPr>
-                <w:noProof/>
-                <w:webHidden/>
-              </w:rPr>
-              <w:tab/>
-            </w:r>
-            <w:r>
-              <w:rPr>
-                <w:noProof/>
-                <w:webHidden/>
-              </w:rPr>
-              <w:fldChar w:fldCharType="begin"/>
-            </w:r>
-            <w:r>
-              <w:rPr>
-                <w:noProof/>
-                <w:webHidden/>
-              </w:rPr>
-              <w:instrText xml:space="preserve"> PAGEREF _Toc212410456 \h </w:instrText>
-            </w:r>
-            <w:r>
-              <w:rPr>
-                <w:noProof/>
-                <w:webHidden/>
-              </w:rPr>
-            </w:r>
-            <w:r>
-              <w:rPr>
-                <w:noProof/>
-                <w:webHidden/>
-              </w:rPr>
-              <w:fldChar w:fldCharType="separate"/>
-            </w:r>
-            <w:r>
-              <w:rPr>
-                <w:noProof/>
-                <w:webHidden/>
-              </w:rPr>
-              <w:t>25</w:t>
-            </w:r>
-            <w:r>
-              <w:rPr>
-                <w:noProof/>
-                <w:webHidden/>
-              </w:rPr>
-              <w:fldChar w:fldCharType="end"/>
-            </w:r>
-          </w:hyperlink>
-        </w:p>
-        <w:p>
-          <w:pPr>
-            <w:pStyle w:val="TDC2"/>
-            <w:rPr>
-              <w:rFonts w:eastAsiaTheme="minorEastAsia"/>
-            </w:rPr>
-          </w:pPr>
-          <w:hyperlink w:anchor="_Toc212410457" w:history="1">
-            <w:r>
-              <w:rPr>
-                <w:rStyle w:val="Hipervnculo"/>
-              </w:rPr>
-              <w:t>Plan de validación y pruebas de usuario</w:t>
-            </w:r>
-            <w:r>
-              <w:rPr>
-                <w:webHidden/>
-              </w:rPr>
-              <w:tab/>
-            </w:r>
-            <w:r>
-              <w:rPr>
-                <w:webHidden/>
-              </w:rPr>
-              <w:fldChar w:fldCharType="begin"/>
-            </w:r>
-            <w:r>
-              <w:rPr>
-                <w:webHidden/>
-              </w:rPr>
-              <w:instrText xml:space="preserve"> PAGEREF _Toc212410457 \h </w:instrText>
-            </w:r>
-            <w:r>
-              <w:rPr>
-                <w:webHidden/>
-              </w:rPr>
-            </w:r>
-            <w:r>
-              <w:rPr>
-                <w:webHidden/>
-              </w:rPr>
-              <w:fldChar w:fldCharType="separate"/>
-            </w:r>
-            <w:r>
-              <w:rPr>
-                <w:webHidden/>
-              </w:rPr>
-              <w:t>27</w:t>
-            </w:r>
-            <w:r>
-              <w:rPr>
                 <w:webHidden/>
               </w:rPr>
               <w:fldChar w:fldCharType="end"/>
@@ -6644,16 +7433,19 @@
               <w:lang w:eastAsia="es-AR"/>
             </w:rPr>
           </w:pPr>
-          <w:hyperlink w:anchor="_Toc212410458" w:history="1">
+          <w:hyperlink w:anchor="_Toc214140260" w:history="1">
             <w:r>
               <w:rPr>
                 <w:rStyle w:val="Hipervnculo"/>
-                <w:rFonts w:ascii="Times New Roman" w:hAnsi="Times New Roman" w:cs="Times New Roman"/>
+                <w:rFonts w:ascii="Times New Roman" w:eastAsia="Times New Roman" w:hAnsi="Times New Roman" w:cs="Times New Roman"/>
                 <w:b/>
                 <w:bCs/>
                 <w:noProof/>
-              </w:rPr>
-              <w:t>Descripción del Proyecto – Componentes Complementarios</w:t>
+                <w:kern w:val="36"/>
+                <w:lang w:eastAsia="es-AR"/>
+                <w14:ligatures w14:val="none"/>
+              </w:rPr>
+              <w:t>Análisis de riesgos</w:t>
             </w:r>
             <w:r>
               <w:rPr>
@@ -6674,7 +7466,7 @@
                 <w:noProof/>
                 <w:webHidden/>
               </w:rPr>
-              <w:instrText xml:space="preserve"> PAGEREF _Toc212410458 \h </w:instrText>
+              <w:instrText xml:space="preserve"> PAGEREF _Toc214140260 \h </w:instrText>
             </w:r>
             <w:r>
               <w:rPr>
@@ -6694,353 +7486,11 @@
                 <w:noProof/>
                 <w:webHidden/>
               </w:rPr>
-              <w:t>28</w:t>
+              <w:t>35</w:t>
             </w:r>
             <w:r>
               <w:rPr>
                 <w:noProof/>
-                <w:webHidden/>
-              </w:rPr>
-              <w:fldChar w:fldCharType="end"/>
-            </w:r>
-          </w:hyperlink>
-        </w:p>
-        <w:p>
-          <w:pPr>
-            <w:pStyle w:val="TDC2"/>
-            <w:rPr>
-              <w:rFonts w:eastAsiaTheme="minorEastAsia"/>
-            </w:rPr>
-          </w:pPr>
-          <w:hyperlink w:anchor="_Toc212410459" w:history="1">
-            <w:r>
-              <w:rPr>
-                <w:rStyle w:val="Hipervnculo"/>
-              </w:rPr>
-              <w:t>Product backlog</w:t>
-            </w:r>
-            <w:r>
-              <w:rPr>
-                <w:webHidden/>
-              </w:rPr>
-              <w:tab/>
-            </w:r>
-            <w:r>
-              <w:rPr>
-                <w:webHidden/>
-              </w:rPr>
-              <w:fldChar w:fldCharType="begin"/>
-            </w:r>
-            <w:r>
-              <w:rPr>
-                <w:webHidden/>
-              </w:rPr>
-              <w:instrText xml:space="preserve"> PAGEREF _Toc212410459 \h </w:instrText>
-            </w:r>
-            <w:r>
-              <w:rPr>
-                <w:webHidden/>
-              </w:rPr>
-            </w:r>
-            <w:r>
-              <w:rPr>
-                <w:webHidden/>
-              </w:rPr>
-              <w:fldChar w:fldCharType="separate"/>
-            </w:r>
-            <w:r>
-              <w:rPr>
-                <w:webHidden/>
-              </w:rPr>
-              <w:t>28</w:t>
-            </w:r>
-            <w:r>
-              <w:rPr>
-                <w:webHidden/>
-              </w:rPr>
-              <w:fldChar w:fldCharType="end"/>
-            </w:r>
-          </w:hyperlink>
-        </w:p>
-        <w:p>
-          <w:pPr>
-            <w:pStyle w:val="TDC2"/>
-            <w:rPr>
-              <w:rFonts w:eastAsiaTheme="minorEastAsia"/>
-            </w:rPr>
-          </w:pPr>
-          <w:hyperlink w:anchor="_Toc212410460" w:history="1">
-            <w:r>
-              <w:rPr>
-                <w:rStyle w:val="Hipervnculo"/>
-              </w:rPr>
-              <w:t>Historias de usuario</w:t>
-            </w:r>
-            <w:r>
-              <w:rPr>
-                <w:webHidden/>
-              </w:rPr>
-              <w:tab/>
-            </w:r>
-            <w:r>
-              <w:rPr>
-                <w:webHidden/>
-              </w:rPr>
-              <w:fldChar w:fldCharType="begin"/>
-            </w:r>
-            <w:r>
-              <w:rPr>
-                <w:webHidden/>
-              </w:rPr>
-              <w:instrText xml:space="preserve"> PAGEREF _Toc212410460 \h </w:instrText>
-            </w:r>
-            <w:r>
-              <w:rPr>
-                <w:webHidden/>
-              </w:rPr>
-            </w:r>
-            <w:r>
-              <w:rPr>
-                <w:webHidden/>
-              </w:rPr>
-              <w:fldChar w:fldCharType="separate"/>
-            </w:r>
-            <w:r>
-              <w:rPr>
-                <w:webHidden/>
-              </w:rPr>
-              <w:t>29</w:t>
-            </w:r>
-            <w:r>
-              <w:rPr>
-                <w:webHidden/>
-              </w:rPr>
-              <w:fldChar w:fldCharType="end"/>
-            </w:r>
-          </w:hyperlink>
-        </w:p>
-        <w:p>
-          <w:pPr>
-            <w:pStyle w:val="TDC2"/>
-            <w:rPr>
-              <w:rFonts w:eastAsiaTheme="minorEastAsia"/>
-            </w:rPr>
-          </w:pPr>
-          <w:hyperlink w:anchor="_Toc212410461" w:history="1">
-            <w:r>
-              <w:rPr>
-                <w:rStyle w:val="Hipervnculo"/>
-              </w:rPr>
-              <w:t>Sprint backlog</w:t>
-            </w:r>
-            <w:r>
-              <w:rPr>
-                <w:webHidden/>
-              </w:rPr>
-              <w:tab/>
-            </w:r>
-            <w:r>
-              <w:rPr>
-                <w:webHidden/>
-              </w:rPr>
-              <w:fldChar w:fldCharType="begin"/>
-            </w:r>
-            <w:r>
-              <w:rPr>
-                <w:webHidden/>
-              </w:rPr>
-              <w:instrText xml:space="preserve"> PAGEREF _Toc212410461 \h </w:instrText>
-            </w:r>
-            <w:r>
-              <w:rPr>
-                <w:webHidden/>
-              </w:rPr>
-            </w:r>
-            <w:r>
-              <w:rPr>
-                <w:webHidden/>
-              </w:rPr>
-              <w:fldChar w:fldCharType="separate"/>
-            </w:r>
-            <w:r>
-              <w:rPr>
-                <w:webHidden/>
-              </w:rPr>
-              <w:t>29</w:t>
-            </w:r>
-            <w:r>
-              <w:rPr>
-                <w:webHidden/>
-              </w:rPr>
-              <w:fldChar w:fldCharType="end"/>
-            </w:r>
-          </w:hyperlink>
-        </w:p>
-        <w:p>
-          <w:pPr>
-            <w:pStyle w:val="TDC2"/>
-            <w:rPr>
-              <w:rFonts w:eastAsiaTheme="minorEastAsia"/>
-            </w:rPr>
-          </w:pPr>
-          <w:hyperlink w:anchor="_Toc212410462" w:history="1">
-            <w:r>
-              <w:rPr>
-                <w:rStyle w:val="Hipervnculo"/>
-              </w:rPr>
-              <w:t>Estructura de datos</w:t>
-            </w:r>
-            <w:r>
-              <w:rPr>
-                <w:webHidden/>
-              </w:rPr>
-              <w:tab/>
-            </w:r>
-            <w:r>
-              <w:rPr>
-                <w:webHidden/>
-              </w:rPr>
-              <w:fldChar w:fldCharType="begin"/>
-            </w:r>
-            <w:r>
-              <w:rPr>
-                <w:webHidden/>
-              </w:rPr>
-              <w:instrText xml:space="preserve"> PAGEREF _Toc212410462 \h </w:instrText>
-            </w:r>
-            <w:r>
-              <w:rPr>
-                <w:webHidden/>
-              </w:rPr>
-            </w:r>
-            <w:r>
-              <w:rPr>
-                <w:webHidden/>
-              </w:rPr>
-              <w:fldChar w:fldCharType="separate"/>
-            </w:r>
-            <w:r>
-              <w:rPr>
-                <w:webHidden/>
-              </w:rPr>
-              <w:t>30</w:t>
-            </w:r>
-            <w:r>
-              <w:rPr>
-                <w:webHidden/>
-              </w:rPr>
-              <w:fldChar w:fldCharType="end"/>
-            </w:r>
-          </w:hyperlink>
-        </w:p>
-        <w:p>
-          <w:pPr>
-            <w:pStyle w:val="TDC2"/>
-            <w:rPr>
-              <w:rFonts w:eastAsiaTheme="minorEastAsia"/>
-            </w:rPr>
-          </w:pPr>
-          <w:hyperlink w:anchor="_Toc212410463" w:history="1">
-            <w:r>
-              <w:rPr>
-                <w:rStyle w:val="Hipervnculo"/>
-              </w:rPr>
-              <w:t>Prototipo de interfaces de pantalla</w:t>
-            </w:r>
-            <w:r>
-              <w:rPr>
-                <w:webHidden/>
-              </w:rPr>
-              <w:tab/>
-            </w:r>
-            <w:r>
-              <w:rPr>
-                <w:webHidden/>
-              </w:rPr>
-              <w:fldChar w:fldCharType="begin"/>
-            </w:r>
-            <w:r>
-              <w:rPr>
-                <w:webHidden/>
-              </w:rPr>
-              <w:instrText xml:space="preserve"> PAGEREF _Toc212410463 \h </w:instrText>
-            </w:r>
-            <w:r>
-              <w:rPr>
-                <w:webHidden/>
-              </w:rPr>
-            </w:r>
-            <w:r>
-              <w:rPr>
-                <w:webHidden/>
-              </w:rPr>
-              <w:fldChar w:fldCharType="separate"/>
-            </w:r>
-            <w:r>
-              <w:rPr>
-                <w:webHidden/>
-              </w:rPr>
-              <w:t>30</w:t>
-            </w:r>
-            <w:r>
-              <w:rPr>
-                <w:webHidden/>
-              </w:rPr>
-              <w:fldChar w:fldCharType="end"/>
-            </w:r>
-          </w:hyperlink>
-        </w:p>
-        <w:p>
-          <w:pPr>
-            <w:pStyle w:val="TDC2"/>
-            <w:rPr>
-              <w:rFonts w:eastAsiaTheme="minorEastAsia"/>
-            </w:rPr>
-          </w:pPr>
-          <w:hyperlink w:anchor="_Toc212410464" w:history="1">
-            <w:r>
-              <w:rPr>
-                <w:rStyle w:val="Hipervnculo"/>
-              </w:rPr>
-              <w:t>Diagrama de arquitectura</w:t>
-            </w:r>
-            <w:r>
-              <w:rPr>
-                <w:webHidden/>
-              </w:rPr>
-              <w:tab/>
-            </w:r>
-            <w:r>
-              <w:rPr>
-                <w:webHidden/>
-              </w:rPr>
-              <w:fldChar w:fldCharType="begin"/>
-            </w:r>
-            <w:r>
-              <w:rPr>
-                <w:webHidden/>
-              </w:rPr>
-              <w:instrText xml:space="preserve"> PAGEREF _Toc212410464 \h </w:instrText>
-            </w:r>
-            <w:r>
-              <w:rPr>
-                <w:webHidden/>
-              </w:rPr>
-            </w:r>
-            <w:r>
-              <w:rPr>
-                <w:webHidden/>
-              </w:rPr>
-              <w:fldChar w:fldCharType="separate"/>
-            </w:r>
-            <w:r>
-              <w:rPr>
-                <w:webHidden/>
-              </w:rPr>
-              <w:t>30</w:t>
-            </w:r>
-            <w:r>
-              <w:rPr>
                 <w:webHidden/>
               </w:rPr>
               <w:fldChar w:fldCharType="end"/>
@@ -7061,7 +7511,189 @@
               <w:lang w:eastAsia="es-AR"/>
             </w:rPr>
           </w:pPr>
-          <w:hyperlink w:anchor="_Toc212410465" w:history="1">
+          <w:hyperlink w:anchor="_Toc214140261" w:history="1">
+            <w:r>
+              <w:rPr>
+                <w:rStyle w:val="Hipervnculo"/>
+                <w:rFonts w:ascii="Times New Roman" w:eastAsia="Times New Roman" w:hAnsi="Times New Roman" w:cs="Times New Roman"/>
+                <w:b/>
+                <w:bCs/>
+                <w:noProof/>
+                <w:kern w:val="36"/>
+                <w:lang w:eastAsia="es-AR"/>
+                <w14:ligatures w14:val="none"/>
+              </w:rPr>
+              <w:t>Conclusiones</w:t>
+            </w:r>
+            <w:r>
+              <w:rPr>
+                <w:noProof/>
+                <w:webHidden/>
+              </w:rPr>
+              <w:tab/>
+            </w:r>
+            <w:r>
+              <w:rPr>
+                <w:noProof/>
+                <w:webHidden/>
+              </w:rPr>
+              <w:fldChar w:fldCharType="begin"/>
+            </w:r>
+            <w:r>
+              <w:rPr>
+                <w:noProof/>
+                <w:webHidden/>
+              </w:rPr>
+              <w:instrText xml:space="preserve"> PAGEREF _Toc214140261 \h </w:instrText>
+            </w:r>
+            <w:r>
+              <w:rPr>
+                <w:noProof/>
+                <w:webHidden/>
+              </w:rPr>
+            </w:r>
+            <w:r>
+              <w:rPr>
+                <w:noProof/>
+                <w:webHidden/>
+              </w:rPr>
+              <w:fldChar w:fldCharType="separate"/>
+            </w:r>
+            <w:r>
+              <w:rPr>
+                <w:noProof/>
+                <w:webHidden/>
+              </w:rPr>
+              <w:t>37</w:t>
+            </w:r>
+            <w:r>
+              <w:rPr>
+                <w:noProof/>
+                <w:webHidden/>
+              </w:rPr>
+              <w:fldChar w:fldCharType="end"/>
+            </w:r>
+          </w:hyperlink>
+        </w:p>
+        <w:p>
+          <w:pPr>
+            <w:pStyle w:val="TDC1"/>
+            <w:tabs>
+              <w:tab w:val="right" w:leader="dot" w:pos="8494"/>
+            </w:tabs>
+            <w:rPr>
+              <w:rFonts w:eastAsiaTheme="minorEastAsia"/>
+              <w:noProof/>
+              <w:sz w:val="24"/>
+              <w:szCs w:val="24"/>
+              <w:lang w:eastAsia="es-AR"/>
+            </w:rPr>
+          </w:pPr>
+          <w:hyperlink w:anchor="_Toc214140262" w:history="1">
+            <w:r>
+              <w:rPr>
+                <w:rStyle w:val="Hipervnculo"/>
+                <w:rFonts w:ascii="Times New Roman" w:eastAsia="Times New Roman" w:hAnsi="Times New Roman" w:cs="Times New Roman"/>
+                <w:b/>
+                <w:bCs/>
+                <w:noProof/>
+                <w:kern w:val="36"/>
+                <w:lang w:eastAsia="es-AR"/>
+                <w14:ligatures w14:val="none"/>
+              </w:rPr>
+              <w:t>De</w:t>
+            </w:r>
+            <w:r>
+              <w:rPr>
+                <w:rStyle w:val="Hipervnculo"/>
+                <w:rFonts w:ascii="Times New Roman" w:eastAsia="Times New Roman" w:hAnsi="Times New Roman" w:cs="Times New Roman"/>
+                <w:b/>
+                <w:bCs/>
+                <w:noProof/>
+                <w:kern w:val="36"/>
+                <w:lang w:eastAsia="es-AR"/>
+                <w14:ligatures w14:val="none"/>
+              </w:rPr>
+              <w:t>m</w:t>
+            </w:r>
+            <w:r>
+              <w:rPr>
+                <w:rStyle w:val="Hipervnculo"/>
+                <w:rFonts w:ascii="Times New Roman" w:eastAsia="Times New Roman" w:hAnsi="Times New Roman" w:cs="Times New Roman"/>
+                <w:b/>
+                <w:bCs/>
+                <w:noProof/>
+                <w:kern w:val="36"/>
+                <w:lang w:eastAsia="es-AR"/>
+                <w14:ligatures w14:val="none"/>
+              </w:rPr>
+              <w:t>o</w:t>
+            </w:r>
+            <w:r>
+              <w:rPr>
+                <w:noProof/>
+                <w:webHidden/>
+              </w:rPr>
+              <w:tab/>
+            </w:r>
+            <w:r>
+              <w:rPr>
+                <w:noProof/>
+                <w:webHidden/>
+              </w:rPr>
+              <w:fldChar w:fldCharType="begin"/>
+            </w:r>
+            <w:r>
+              <w:rPr>
+                <w:noProof/>
+                <w:webHidden/>
+              </w:rPr>
+              <w:instrText xml:space="preserve"> PAGEREF _Toc214140262 \h </w:instrText>
+            </w:r>
+            <w:r>
+              <w:rPr>
+                <w:noProof/>
+                <w:webHidden/>
+              </w:rPr>
+            </w:r>
+            <w:r>
+              <w:rPr>
+                <w:noProof/>
+                <w:webHidden/>
+              </w:rPr>
+              <w:fldChar w:fldCharType="separate"/>
+            </w:r>
+            <w:r>
+              <w:rPr>
+                <w:noProof/>
+                <w:webHidden/>
+              </w:rPr>
+              <w:t>38</w:t>
+            </w:r>
+            <w:r>
+              <w:rPr>
+                <w:noProof/>
+                <w:webHidden/>
+              </w:rPr>
+              <w:fldChar w:fldCharType="end"/>
+            </w:r>
+          </w:hyperlink>
+        </w:p>
+        <w:p>
+          <w:pPr>
+            <w:pStyle w:val="TDC1"/>
+            <w:tabs>
+              <w:tab w:val="right" w:leader="dot" w:pos="8494"/>
+            </w:tabs>
+            <w:rPr>
+              <w:rFonts w:eastAsiaTheme="minorEastAsia"/>
+              <w:noProof/>
+              <w:sz w:val="24"/>
+              <w:szCs w:val="24"/>
+              <w:lang w:eastAsia="es-AR"/>
+            </w:rPr>
+          </w:pPr>
+          <w:hyperlink w:anchor="_Toc214140263" w:history="1">
             <w:r>
               <w:rPr>
                 <w:rStyle w:val="Hipervnculo"/>
@@ -7091,7 +7723,7 @@
                 <w:noProof/>
                 <w:webHidden/>
               </w:rPr>
-              <w:instrText xml:space="preserve"> PAGEREF _Toc212410465 \h </w:instrText>
+              <w:instrText xml:space="preserve"> PAGEREF _Toc214140263 \h </w:instrText>
             </w:r>
             <w:r>
               <w:rPr>
@@ -7111,7 +7743,7 @@
                 <w:noProof/>
                 <w:webHidden/>
               </w:rPr>
-              <w:t>31</w:t>
+              <w:t>39</w:t>
             </w:r>
             <w:r>
               <w:rPr>
@@ -7218,7 +7850,7 @@
           <w:szCs w:val="28"/>
         </w:rPr>
       </w:pPr>
-      <w:bookmarkStart w:id="0" w:name="_Toc212410426"/>
+      <w:bookmarkStart w:id="0" w:name="_Toc214140216"/>
       <w:r>
         <w:rPr>
           <w:rFonts w:ascii="Times New Roman" w:hAnsi="Times New Roman" w:cs="Times New Roman"/>
@@ -7228,7 +7860,6 @@
           <w:sz w:val="28"/>
           <w:szCs w:val="28"/>
         </w:rPr>
-        <w:lastRenderedPageBreak/>
         <w:t>Introducción</w:t>
       </w:r>
       <w:bookmarkEnd w:id="0"/>
@@ -7350,7 +7981,7 @@
           <w:szCs w:val="24"/>
         </w:rPr>
       </w:pPr>
-      <w:bookmarkStart w:id="1" w:name="_Toc212410427"/>
+      <w:bookmarkStart w:id="1" w:name="_Toc214140217"/>
       <w:r>
         <w:rPr>
           <w:rFonts w:ascii="Times New Roman" w:hAnsi="Times New Roman" w:cs="Times New Roman"/>
@@ -7360,6 +7991,7 @@
           <w:sz w:val="24"/>
           <w:szCs w:val="24"/>
         </w:rPr>
+        <w:lastRenderedPageBreak/>
         <w:t>Antecedentes</w:t>
       </w:r>
       <w:bookmarkEnd w:id="1"/>
@@ -7421,16 +8053,7 @@
           <w:sz w:val="24"/>
           <w:szCs w:val="24"/>
         </w:rPr>
-        <w:t xml:space="preserve"> referente en la aplicación de analítica avanzada para la personalización de contenidos. La compañía recopila y analiza datos sobre el consumo de sus usuarios, incluyendo qué títulos visualizan, durante cuánto tiempo, qué búsquedas realizan y qué interacciones mantienen dentro de la plataforma. Este enfoque le permitió comprender en profundidad a su audiencia y orientar con mayor precisión sus estrategias de producción y distribución. </w:t>
-      </w:r>
-      <w:r>
-        <w:rPr>
-          <w:rFonts w:ascii="Times New Roman" w:hAnsi="Times New Roman" w:cs="Times New Roman"/>
-          <w:sz w:val="24"/>
-          <w:szCs w:val="24"/>
-        </w:rPr>
-        <w:lastRenderedPageBreak/>
-        <w:t>Actualmente, se estima que más del 80 % del contenido visto en la plataforma proviene del motor de recomendaciones, el cual facilita que los usuarios encuentren series o películas de interés en cuestión de segundos. Un ejemplo emblemático de esta estrategia es la producción de la serie Stranger Things, cuyo desarrollo estuvo influenciado por insights obtenidos a partir del análisis de tendencias y preferencias de los suscriptores.</w:t>
+        <w:t xml:space="preserve"> referente en la aplicación de analítica avanzada para la personalización de contenidos. La compañía recopila y analiza datos sobre el consumo de sus usuarios, incluyendo qué títulos visualizan, durante cuánto tiempo, qué búsquedas realizan y qué interacciones mantienen dentro de la plataforma. Este enfoque le permitió comprender en profundidad a su audiencia y orientar con mayor precisión sus estrategias de producción y distribución. Actualmente, se estima que más del 80 % del contenido visto en la plataforma proviene del motor de recomendaciones, el cual facilita que los usuarios encuentren series o películas de interés en cuestión de segundos. Un ejemplo emblemático de esta estrategia es la producción de la serie Stranger Things, cuyo desarrollo estuvo influenciado por insights obtenidos a partir del análisis de tendencias y preferencias de los suscriptores.</w:t>
       </w:r>
     </w:p>
     <w:p>
@@ -7499,8 +8122,7 @@
           <w:szCs w:val="24"/>
         </w:rPr>
       </w:pPr>
-      <w:bookmarkStart w:id="2" w:name="_Toc212410428"/>
-      <w:bookmarkStart w:id="3" w:name="_Toc212410429"/>
+      <w:bookmarkStart w:id="2" w:name="_Toc214140218"/>
       <w:r>
         <w:rPr>
           <w:rFonts w:ascii="Times New Roman" w:hAnsi="Times New Roman" w:cs="Times New Roman"/>
@@ -7510,6 +8132,7 @@
           <w:sz w:val="24"/>
           <w:szCs w:val="24"/>
         </w:rPr>
+        <w:lastRenderedPageBreak/>
         <w:t>Descripción Del Área Problemática</w:t>
       </w:r>
       <w:bookmarkEnd w:id="2"/>
@@ -7586,7 +8209,6 @@
           <w:sz w:val="24"/>
           <w:szCs w:val="24"/>
         </w:rPr>
-        <w:lastRenderedPageBreak/>
         <w:t>Operaciones Locales (son los que asignan recursos por zona y horario)</w:t>
       </w:r>
     </w:p>
@@ -7672,105 +8294,17 @@
     </w:p>
     <w:p>
       <w:pPr>
-        <w:rPr>
-          <w:rFonts w:ascii="Times New Roman" w:hAnsi="Times New Roman" w:cs="Times New Roman"/>
-          <w:sz w:val="24"/>
-          <w:szCs w:val="24"/>
-        </w:rPr>
-      </w:pPr>
-    </w:p>
-    <w:p>
-      <w:pPr>
-        <w:rPr>
-          <w:rFonts w:ascii="Times New Roman" w:hAnsi="Times New Roman" w:cs="Times New Roman"/>
-          <w:sz w:val="24"/>
-          <w:szCs w:val="24"/>
-        </w:rPr>
-      </w:pPr>
-    </w:p>
-    <w:p>
-      <w:pPr>
-        <w:rPr>
-          <w:rFonts w:ascii="Times New Roman" w:hAnsi="Times New Roman" w:cs="Times New Roman"/>
-          <w:sz w:val="24"/>
-          <w:szCs w:val="24"/>
-        </w:rPr>
-      </w:pPr>
-    </w:p>
-    <w:p>
-      <w:pPr>
-        <w:rPr>
-          <w:rFonts w:ascii="Times New Roman" w:hAnsi="Times New Roman" w:cs="Times New Roman"/>
-          <w:sz w:val="24"/>
-          <w:szCs w:val="24"/>
-        </w:rPr>
-      </w:pPr>
-    </w:p>
-    <w:p>
-      <w:pPr>
-        <w:rPr>
-          <w:rFonts w:ascii="Times New Roman" w:hAnsi="Times New Roman" w:cs="Times New Roman"/>
-          <w:sz w:val="24"/>
-          <w:szCs w:val="24"/>
-        </w:rPr>
-      </w:pPr>
-    </w:p>
-    <w:p>
-      <w:pPr>
-        <w:rPr>
-          <w:rFonts w:ascii="Times New Roman" w:hAnsi="Times New Roman" w:cs="Times New Roman"/>
-          <w:sz w:val="24"/>
-          <w:szCs w:val="24"/>
-        </w:rPr>
-      </w:pPr>
-    </w:p>
-    <w:p>
-      <w:pPr>
-        <w:rPr>
-          <w:rFonts w:ascii="Times New Roman" w:hAnsi="Times New Roman" w:cs="Times New Roman"/>
-          <w:sz w:val="24"/>
-          <w:szCs w:val="24"/>
-        </w:rPr>
-      </w:pPr>
-    </w:p>
-    <w:p>
-      <w:pPr>
-        <w:rPr>
-          <w:rFonts w:ascii="Times New Roman" w:hAnsi="Times New Roman" w:cs="Times New Roman"/>
-          <w:sz w:val="24"/>
-          <w:szCs w:val="24"/>
-        </w:rPr>
-      </w:pPr>
-    </w:p>
-    <w:p>
-      <w:pPr>
-        <w:rPr>
-          <w:rFonts w:ascii="Times New Roman" w:hAnsi="Times New Roman" w:cs="Times New Roman"/>
-          <w:sz w:val="24"/>
-          <w:szCs w:val="24"/>
-        </w:rPr>
-      </w:pPr>
-    </w:p>
-    <w:p>
-      <w:pPr>
-        <w:rPr>
-          <w:rFonts w:ascii="Times New Roman" w:hAnsi="Times New Roman" w:cs="Times New Roman"/>
-          <w:sz w:val="24"/>
-          <w:szCs w:val="24"/>
-        </w:rPr>
-      </w:pPr>
-    </w:p>
-    <w:p>
-      <w:pPr>
-        <w:rPr>
-          <w:rFonts w:ascii="Times New Roman" w:hAnsi="Times New Roman" w:cs="Times New Roman"/>
-          <w:sz w:val="24"/>
-          <w:szCs w:val="24"/>
-        </w:rPr>
-      </w:pPr>
-    </w:p>
-    <w:p>
-      <w:pPr>
+        <w:ind w:firstLine="0"/>
+        <w:rPr>
+          <w:rFonts w:ascii="Times New Roman" w:hAnsi="Times New Roman" w:cs="Times New Roman"/>
+          <w:sz w:val="24"/>
+          <w:szCs w:val="24"/>
+        </w:rPr>
+      </w:pPr>
+    </w:p>
+    <w:p>
+      <w:pPr>
+        <w:ind w:firstLine="0"/>
         <w:rPr>
           <w:rFonts w:ascii="Times New Roman" w:hAnsi="Times New Roman" w:cs="Times New Roman"/>
           <w:sz w:val="24"/>
@@ -7789,6 +8323,7 @@
           <w:szCs w:val="28"/>
         </w:rPr>
       </w:pPr>
+      <w:bookmarkStart w:id="3" w:name="_Toc214140219"/>
       <w:r>
         <w:rPr>
           <w:rFonts w:ascii="Times New Roman" w:hAnsi="Times New Roman" w:cs="Times New Roman"/>
@@ -8029,7 +8564,7 @@
           <w:szCs w:val="28"/>
         </w:rPr>
       </w:pPr>
-      <w:bookmarkStart w:id="4" w:name="_Toc212410430"/>
+      <w:bookmarkStart w:id="4" w:name="_Toc214140220"/>
       <w:r>
         <w:rPr>
           <w:rFonts w:ascii="Times New Roman" w:hAnsi="Times New Roman" w:cs="Times New Roman"/>
@@ -8057,7 +8592,7 @@
           <w:szCs w:val="24"/>
         </w:rPr>
       </w:pPr>
-      <w:bookmarkStart w:id="5" w:name="_Toc212410431"/>
+      <w:bookmarkStart w:id="5" w:name="_Toc214140221"/>
       <w:r>
         <w:rPr>
           <w:rFonts w:ascii="Times New Roman" w:hAnsi="Times New Roman" w:cs="Times New Roman"/>
@@ -8110,7 +8645,7 @@
           <w:szCs w:val="24"/>
         </w:rPr>
       </w:pPr>
-      <w:bookmarkStart w:id="6" w:name="_Toc212410432"/>
+      <w:bookmarkStart w:id="6" w:name="_Toc214140222"/>
       <w:r>
         <w:rPr>
           <w:rFonts w:ascii="Times New Roman" w:hAnsi="Times New Roman" w:cs="Times New Roman"/>
@@ -8277,7 +8812,7 @@
           <w:szCs w:val="28"/>
         </w:rPr>
       </w:pPr>
-      <w:bookmarkStart w:id="7" w:name="_Toc212410433"/>
+      <w:bookmarkStart w:id="7" w:name="_Toc214140223"/>
       <w:r>
         <w:rPr>
           <w:rFonts w:ascii="Times New Roman" w:hAnsi="Times New Roman" w:cs="Times New Roman"/>
@@ -8305,7 +8840,7 @@
           <w:szCs w:val="24"/>
         </w:rPr>
       </w:pPr>
-      <w:bookmarkStart w:id="8" w:name="_Toc212410434"/>
+      <w:bookmarkStart w:id="8" w:name="_Toc214140224"/>
       <w:r>
         <w:rPr>
           <w:rFonts w:ascii="Times New Roman" w:hAnsi="Times New Roman" w:cs="Times New Roman"/>
@@ -8642,7 +9177,7 @@
           <w:szCs w:val="24"/>
         </w:rPr>
       </w:pPr>
-      <w:bookmarkStart w:id="9" w:name="_Toc212410435"/>
+      <w:bookmarkStart w:id="9" w:name="_Toc214140225"/>
       <w:r>
         <w:rPr>
           <w:rFonts w:ascii="Times New Roman" w:hAnsi="Times New Roman" w:cs="Times New Roman"/>
@@ -8834,7 +9369,7 @@
           <w:szCs w:val="24"/>
         </w:rPr>
       </w:pPr>
-      <w:bookmarkStart w:id="10" w:name="_Toc212410436"/>
+      <w:bookmarkStart w:id="10" w:name="_Toc214140226"/>
       <w:r>
         <w:rPr>
           <w:rFonts w:ascii="Times New Roman" w:hAnsi="Times New Roman" w:cs="Times New Roman"/>
@@ -11333,7 +11868,7 @@
           <w:szCs w:val="24"/>
         </w:rPr>
       </w:pPr>
-      <w:bookmarkStart w:id="11" w:name="_Toc212410437"/>
+      <w:bookmarkStart w:id="11" w:name="_Toc214140227"/>
       <w:r>
         <w:rPr>
           <w:rStyle w:val="Ttulo1Car"/>
@@ -11406,7 +11941,7 @@
           <w:szCs w:val="24"/>
         </w:rPr>
       </w:pPr>
-      <w:bookmarkStart w:id="12" w:name="_Toc212410438"/>
+      <w:bookmarkStart w:id="12" w:name="_Toc214140228"/>
       <w:r>
         <w:rPr>
           <w:rFonts w:ascii="Times New Roman" w:hAnsi="Times New Roman" w:cs="Times New Roman"/>
@@ -11619,7 +12154,7 @@
           <w:szCs w:val="24"/>
         </w:rPr>
       </w:pPr>
-      <w:bookmarkStart w:id="13" w:name="_Toc212410439"/>
+      <w:bookmarkStart w:id="13" w:name="_Toc214140229"/>
       <w:r>
         <w:rPr>
           <w:rFonts w:ascii="Times New Roman" w:hAnsi="Times New Roman" w:cs="Times New Roman"/>
@@ -11924,7 +12459,7 @@
           <w:szCs w:val="28"/>
         </w:rPr>
       </w:pPr>
-      <w:bookmarkStart w:id="14" w:name="_Toc212410440"/>
+      <w:bookmarkStart w:id="14" w:name="_Toc214140230"/>
       <w:r>
         <w:rPr>
           <w:rStyle w:val="Ttulo1Car"/>
@@ -12095,7 +12630,7 @@
           <w:szCs w:val="24"/>
         </w:rPr>
       </w:pPr>
-      <w:bookmarkStart w:id="15" w:name="_Toc212410441"/>
+      <w:bookmarkStart w:id="15" w:name="_Toc214140231"/>
       <w:r>
         <w:rPr>
           <w:rFonts w:ascii="Times New Roman" w:hAnsi="Times New Roman" w:cs="Times New Roman"/>
@@ -12176,7 +12711,7 @@
           <w:szCs w:val="24"/>
         </w:rPr>
       </w:pPr>
-      <w:bookmarkStart w:id="16" w:name="_Toc212410442"/>
+      <w:bookmarkStart w:id="16" w:name="_Toc214140232"/>
       <w:r>
         <w:rPr>
           <w:rFonts w:ascii="Times New Roman" w:hAnsi="Times New Roman" w:cs="Times New Roman"/>
@@ -12635,7 +13170,7 @@
           <w:szCs w:val="28"/>
         </w:rPr>
       </w:pPr>
-      <w:bookmarkStart w:id="17" w:name="_Toc212410443"/>
+      <w:bookmarkStart w:id="17" w:name="_Toc214140233"/>
       <w:r>
         <w:rPr>
           <w:rStyle w:val="Ttulo1Car"/>
@@ -12667,7 +13202,7 @@
           <w14:ligatures w14:val="none"/>
         </w:rPr>
       </w:pPr>
-      <w:bookmarkStart w:id="18" w:name="_Toc212410444"/>
+      <w:bookmarkStart w:id="18" w:name="_Toc214140234"/>
       <w:r>
         <w:rPr>
           <w:rFonts w:ascii="Times New Roman" w:eastAsia="Times New Roman" w:hAnsi="Times New Roman" w:cs="Times New Roman"/>
@@ -13853,7 +14388,7 @@
           <w14:ligatures w14:val="none"/>
         </w:rPr>
       </w:pPr>
-      <w:bookmarkStart w:id="19" w:name="_Toc212410445"/>
+      <w:bookmarkStart w:id="19" w:name="_Toc214140235"/>
       <w:r>
         <w:rPr>
           <w:rFonts w:ascii="Times New Roman" w:eastAsia="Times New Roman" w:hAnsi="Times New Roman" w:cs="Times New Roman"/>
@@ -14587,7 +15122,7 @@
           <w14:ligatures w14:val="none"/>
         </w:rPr>
       </w:pPr>
-      <w:bookmarkStart w:id="20" w:name="_Toc212410446"/>
+      <w:bookmarkStart w:id="20" w:name="_Toc214140236"/>
       <w:r>
         <w:rPr>
           <w:rFonts w:eastAsia="Times New Roman"/>
@@ -15539,7 +16074,7 @@
           <w14:ligatures w14:val="none"/>
         </w:rPr>
       </w:pPr>
-      <w:bookmarkStart w:id="21" w:name="_Toc212410447"/>
+      <w:bookmarkStart w:id="21" w:name="_Toc214140237"/>
       <w:r>
         <w:rPr>
           <w:rFonts w:eastAsia="Times New Roman"/>
@@ -15759,7 +16294,7 @@
           <w14:ligatures w14:val="none"/>
         </w:rPr>
       </w:pPr>
-      <w:bookmarkStart w:id="22" w:name="_Toc212410448"/>
+      <w:bookmarkStart w:id="22" w:name="_Toc214140238"/>
       <w:r>
         <w:rPr>
           <w:rFonts w:ascii="Times New Roman" w:eastAsia="Times New Roman" w:hAnsi="Times New Roman" w:cs="Times New Roman"/>
@@ -16744,7 +17279,7 @@
           <w:szCs w:val="28"/>
         </w:rPr>
       </w:pPr>
-      <w:bookmarkStart w:id="23" w:name="_Toc212410449"/>
+      <w:bookmarkStart w:id="23" w:name="_Toc214140239"/>
       <w:r>
         <w:rPr>
           <w:rStyle w:val="Ttulo1Car"/>
@@ -17231,34 +17766,6 @@
     </w:p>
     <w:p>
       <w:pPr>
-        <w:spacing w:after="0"/>
-        <w:ind w:firstLine="0"/>
-        <w:rPr>
-          <w:rFonts w:ascii="Times New Roman" w:eastAsia="Times New Roman" w:hAnsi="Times New Roman" w:cs="Times New Roman"/>
-          <w:kern w:val="0"/>
-          <w:sz w:val="24"/>
-          <w:szCs w:val="24"/>
-          <w:lang w:eastAsia="es-AR"/>
-          <w14:ligatures w14:val="none"/>
-        </w:rPr>
-      </w:pPr>
-    </w:p>
-    <w:p>
-      <w:pPr>
-        <w:spacing w:after="0"/>
-        <w:ind w:firstLine="0"/>
-        <w:rPr>
-          <w:rFonts w:ascii="Times New Roman" w:eastAsia="Times New Roman" w:hAnsi="Times New Roman" w:cs="Times New Roman"/>
-          <w:kern w:val="0"/>
-          <w:sz w:val="24"/>
-          <w:szCs w:val="24"/>
-          <w:lang w:eastAsia="es-AR"/>
-          <w14:ligatures w14:val="none"/>
-        </w:rPr>
-      </w:pPr>
-    </w:p>
-    <w:p>
-      <w:pPr>
         <w:pStyle w:val="Ttulo1"/>
         <w:ind w:firstLine="708"/>
         <w:rPr>
@@ -17271,7 +17778,7 @@
           <w:szCs w:val="28"/>
         </w:rPr>
       </w:pPr>
-      <w:bookmarkStart w:id="24" w:name="_Toc212410450"/>
+      <w:bookmarkStart w:id="24" w:name="_Toc214140240"/>
       <w:r>
         <w:rPr>
           <w:rStyle w:val="Ttulo1Car"/>
@@ -17282,6 +17789,7 @@
           <w:sz w:val="28"/>
           <w:szCs w:val="28"/>
         </w:rPr>
+        <w:lastRenderedPageBreak/>
         <w:t>Diagnóstico y propuesta</w:t>
       </w:r>
       <w:bookmarkEnd w:id="24"/>
@@ -17302,7 +17810,7 @@
           <w14:ligatures w14:val="none"/>
         </w:rPr>
       </w:pPr>
-      <w:bookmarkStart w:id="25" w:name="_Toc212410451"/>
+      <w:bookmarkStart w:id="25" w:name="_Toc214140241"/>
       <w:r>
         <w:rPr>
           <w:rFonts w:ascii="Times New Roman" w:eastAsia="Times New Roman" w:hAnsi="Times New Roman" w:cs="Times New Roman"/>
@@ -17896,7 +18404,7 @@
           <w14:ligatures w14:val="none"/>
         </w:rPr>
       </w:pPr>
-      <w:bookmarkStart w:id="26" w:name="_Toc212410452"/>
+      <w:bookmarkStart w:id="26" w:name="_Toc214140242"/>
       <w:r>
         <w:rPr>
           <w:rFonts w:ascii="Times New Roman" w:eastAsia="Times New Roman" w:hAnsi="Times New Roman" w:cs="Times New Roman"/>
@@ -18186,6 +18694,7 @@
                 <w:lang w:eastAsia="es-AR"/>
                 <w14:ligatures w14:val="none"/>
               </w:rPr>
+              <w:lastRenderedPageBreak/>
               <w:t>KPI</w:t>
             </w:r>
           </w:p>
@@ -19032,6 +19541,48 @@
     </w:p>
     <w:p>
       <w:pPr>
+        <w:spacing w:after="0"/>
+        <w:ind w:firstLine="0"/>
+        <w:rPr>
+          <w:rFonts w:ascii="Times New Roman" w:eastAsia="Times New Roman" w:hAnsi="Times New Roman" w:cs="Times New Roman"/>
+          <w:kern w:val="0"/>
+          <w:sz w:val="24"/>
+          <w:szCs w:val="24"/>
+          <w:lang w:eastAsia="es-AR"/>
+          <w14:ligatures w14:val="none"/>
+        </w:rPr>
+      </w:pPr>
+    </w:p>
+    <w:p>
+      <w:pPr>
+        <w:spacing w:after="0"/>
+        <w:ind w:firstLine="0"/>
+        <w:rPr>
+          <w:rFonts w:ascii="Times New Roman" w:eastAsia="Times New Roman" w:hAnsi="Times New Roman" w:cs="Times New Roman"/>
+          <w:kern w:val="0"/>
+          <w:sz w:val="24"/>
+          <w:szCs w:val="24"/>
+          <w:lang w:eastAsia="es-AR"/>
+          <w14:ligatures w14:val="none"/>
+        </w:rPr>
+      </w:pPr>
+    </w:p>
+    <w:p>
+      <w:pPr>
+        <w:spacing w:after="0"/>
+        <w:ind w:firstLine="0"/>
+        <w:rPr>
+          <w:rFonts w:ascii="Times New Roman" w:eastAsia="Times New Roman" w:hAnsi="Times New Roman" w:cs="Times New Roman"/>
+          <w:kern w:val="0"/>
+          <w:sz w:val="24"/>
+          <w:szCs w:val="24"/>
+          <w:lang w:eastAsia="es-AR"/>
+          <w14:ligatures w14:val="none"/>
+        </w:rPr>
+      </w:pPr>
+    </w:p>
+    <w:p>
+      <w:pPr>
         <w:pStyle w:val="Ttulo1"/>
         <w:ind w:firstLine="0"/>
         <w:rPr>
@@ -19044,7 +19595,7 @@
           <w:szCs w:val="28"/>
         </w:rPr>
       </w:pPr>
-      <w:bookmarkStart w:id="27" w:name="_Toc212410453"/>
+      <w:bookmarkStart w:id="27" w:name="_Toc214140243"/>
       <w:r>
         <w:rPr>
           <w:rStyle w:val="Ttulo1Car"/>
@@ -19076,7 +19627,7 @@
           <w14:ligatures w14:val="none"/>
         </w:rPr>
       </w:pPr>
-      <w:bookmarkStart w:id="28" w:name="_Toc212410454"/>
+      <w:bookmarkStart w:id="28" w:name="_Toc214140244"/>
       <w:r>
         <w:rPr>
           <w:rFonts w:ascii="Times New Roman" w:eastAsia="Times New Roman" w:hAnsi="Times New Roman" w:cs="Times New Roman"/>
@@ -19133,7 +19684,7 @@
           <w14:ligatures w14:val="none"/>
         </w:rPr>
       </w:pPr>
-      <w:bookmarkStart w:id="29" w:name="_Toc212410455"/>
+      <w:bookmarkStart w:id="29" w:name="_Toc214140245"/>
       <w:r>
         <w:rPr>
           <w:rFonts w:ascii="Times New Roman" w:eastAsia="Times New Roman" w:hAnsi="Times New Roman" w:cs="Times New Roman"/>
@@ -19263,7 +19814,7 @@
           <w14:ligatures w14:val="none"/>
         </w:rPr>
       </w:pPr>
-      <w:bookmarkStart w:id="30" w:name="_Toc212410456"/>
+      <w:bookmarkStart w:id="30" w:name="_Toc214140246"/>
       <w:r>
         <w:rPr>
           <w:rFonts w:ascii="Times New Roman" w:eastAsia="Times New Roman" w:hAnsi="Times New Roman" w:cs="Times New Roman"/>
@@ -19656,7 +20207,7 @@
           <w14:ligatures w14:val="none"/>
         </w:rPr>
       </w:pPr>
-      <w:bookmarkStart w:id="31" w:name="_Toc212410457"/>
+      <w:bookmarkStart w:id="31" w:name="_Toc214140247"/>
       <w:r>
         <w:rPr>
           <w:rFonts w:ascii="Times New Roman" w:eastAsia="Times New Roman" w:hAnsi="Times New Roman" w:cs="Times New Roman"/>
@@ -20442,7 +20993,7 @@
           <w:szCs w:val="28"/>
         </w:rPr>
       </w:pPr>
-      <w:bookmarkStart w:id="32" w:name="_Toc212410458"/>
+      <w:bookmarkStart w:id="32" w:name="_Toc214140248"/>
       <w:r>
         <w:rPr>
           <w:rStyle w:val="Ttulo1Car"/>
@@ -20470,7 +21021,7 @@
           <w:szCs w:val="24"/>
         </w:rPr>
       </w:pPr>
-      <w:bookmarkStart w:id="33" w:name="_Toc212410459"/>
+      <w:bookmarkStart w:id="33" w:name="_Toc214140249"/>
       <w:r>
         <w:rPr>
           <w:rFonts w:ascii="Times New Roman" w:hAnsi="Times New Roman" w:cs="Times New Roman"/>
@@ -21252,7 +21803,7 @@
           <w:szCs w:val="24"/>
         </w:rPr>
       </w:pPr>
-      <w:bookmarkStart w:id="34" w:name="_Toc212410460"/>
+      <w:bookmarkStart w:id="34" w:name="_Toc214140250"/>
       <w:r>
         <w:rPr>
           <w:rFonts w:ascii="Times New Roman" w:hAnsi="Times New Roman" w:cs="Times New Roman"/>
@@ -21362,7 +21913,7 @@
           <w:szCs w:val="24"/>
         </w:rPr>
       </w:pPr>
-      <w:bookmarkStart w:id="35" w:name="_Toc212410461"/>
+      <w:bookmarkStart w:id="35" w:name="_Toc214140251"/>
       <w:r>
         <w:rPr>
           <w:rFonts w:ascii="Times New Roman" w:hAnsi="Times New Roman" w:cs="Times New Roman"/>
@@ -22070,7 +22621,7 @@
           <w:szCs w:val="24"/>
         </w:rPr>
       </w:pPr>
-      <w:bookmarkStart w:id="36" w:name="_Toc212410462"/>
+      <w:bookmarkStart w:id="36" w:name="_Toc214140252"/>
       <w:r>
         <w:rPr>
           <w:rFonts w:ascii="Times New Roman" w:hAnsi="Times New Roman" w:cs="Times New Roman"/>
@@ -22246,7 +22797,7 @@
           <w:szCs w:val="24"/>
         </w:rPr>
       </w:pPr>
-      <w:bookmarkStart w:id="37" w:name="_Toc212410463"/>
+      <w:bookmarkStart w:id="37" w:name="_Toc214140253"/>
       <w:r>
         <w:rPr>
           <w:rFonts w:ascii="Times New Roman" w:hAnsi="Times New Roman" w:cs="Times New Roman"/>
@@ -22325,7 +22876,7 @@
           <w:szCs w:val="24"/>
         </w:rPr>
       </w:pPr>
-      <w:bookmarkStart w:id="38" w:name="_Toc212410464"/>
+      <w:bookmarkStart w:id="38" w:name="_Toc214140254"/>
       <w:r>
         <w:rPr>
           <w:rFonts w:ascii="Times New Roman" w:hAnsi="Times New Roman" w:cs="Times New Roman"/>
@@ -22575,6 +23126,7 @@
           <w:szCs w:val="28"/>
         </w:rPr>
       </w:pPr>
+      <w:bookmarkStart w:id="39" w:name="_Toc214140255"/>
       <w:r>
         <w:rPr>
           <w:rStyle w:val="Ttulo1Car"/>
@@ -22588,6 +23140,7 @@
         <w:lastRenderedPageBreak/>
         <w:t>Seguridad</w:t>
       </w:r>
+      <w:bookmarkEnd w:id="39"/>
     </w:p>
     <w:p>
       <w:pPr>
@@ -22606,6 +23159,7 @@
           <w14:ligatures w14:val="none"/>
         </w:rPr>
       </w:pPr>
+      <w:bookmarkStart w:id="40" w:name="_Toc214140256"/>
       <w:r>
         <w:rPr>
           <w:rFonts w:ascii="Times New Roman" w:eastAsia="Times New Roman" w:hAnsi="Times New Roman" w:cs="Times New Roman"/>
@@ -22619,6 +23173,7 @@
         </w:rPr>
         <w:t>Acceso a la aplicación</w:t>
       </w:r>
+      <w:bookmarkEnd w:id="40"/>
     </w:p>
     <w:p>
       <w:pPr>
@@ -23018,6 +23573,7 @@
           <w14:ligatures w14:val="none"/>
         </w:rPr>
       </w:pPr>
+      <w:bookmarkStart w:id="41" w:name="_Toc214140257"/>
       <w:r>
         <w:rPr>
           <w:rFonts w:ascii="Times New Roman" w:eastAsia="Times New Roman" w:hAnsi="Times New Roman" w:cs="Times New Roman"/>
@@ -23031,6 +23587,7 @@
         </w:rPr>
         <w:t>Política de respaldo de la información</w:t>
       </w:r>
+      <w:bookmarkEnd w:id="41"/>
     </w:p>
     <w:p>
       <w:pPr>
@@ -23357,6 +23914,7 @@
           <w14:ligatures w14:val="none"/>
         </w:rPr>
       </w:pPr>
+      <w:bookmarkStart w:id="42" w:name="_Toc214140258"/>
       <w:r>
         <w:rPr>
           <w:rFonts w:ascii="Times New Roman" w:eastAsia="Times New Roman" w:hAnsi="Times New Roman" w:cs="Times New Roman"/>
@@ -23370,6 +23928,7 @@
         </w:rPr>
         <w:t>Disponibilidad de la información</w:t>
       </w:r>
+      <w:bookmarkEnd w:id="42"/>
     </w:p>
     <w:p>
       <w:pPr>
@@ -23815,36 +24374,6 @@
     </w:p>
     <w:p>
       <w:pPr>
-        <w:spacing w:after="0" w:line="240" w:lineRule="auto"/>
-        <w:ind w:firstLine="0"/>
-        <w:jc w:val="left"/>
-        <w:rPr>
-          <w:rFonts w:ascii="Times New Roman" w:eastAsia="Times New Roman" w:hAnsi="Times New Roman" w:cs="Times New Roman"/>
-          <w:kern w:val="0"/>
-          <w:sz w:val="24"/>
-          <w:szCs w:val="24"/>
-          <w:lang w:eastAsia="es-AR"/>
-          <w14:ligatures w14:val="none"/>
-        </w:rPr>
-      </w:pPr>
-    </w:p>
-    <w:p>
-      <w:pPr>
-        <w:spacing w:after="0" w:line="240" w:lineRule="auto"/>
-        <w:ind w:firstLine="0"/>
-        <w:jc w:val="left"/>
-        <w:rPr>
-          <w:rFonts w:ascii="Times New Roman" w:eastAsia="Times New Roman" w:hAnsi="Times New Roman" w:cs="Times New Roman"/>
-          <w:kern w:val="0"/>
-          <w:sz w:val="24"/>
-          <w:szCs w:val="24"/>
-          <w:lang w:eastAsia="es-AR"/>
-          <w14:ligatures w14:val="none"/>
-        </w:rPr>
-      </w:pPr>
-    </w:p>
-    <w:p>
-      <w:pPr>
         <w:spacing w:before="100" w:beforeAutospacing="1" w:after="100" w:afterAutospacing="1" w:line="240" w:lineRule="auto"/>
         <w:ind w:firstLine="708"/>
         <w:jc w:val="left"/>
@@ -23860,6 +24389,7 @@
           <w14:ligatures w14:val="none"/>
         </w:rPr>
       </w:pPr>
+      <w:bookmarkStart w:id="43" w:name="_Toc214140259"/>
       <w:r>
         <w:rPr>
           <w:rFonts w:ascii="Times New Roman" w:eastAsia="Times New Roman" w:hAnsi="Times New Roman" w:cs="Times New Roman"/>
@@ -23871,8 +24401,10 @@
           <w:lang w:eastAsia="es-AR"/>
           <w14:ligatures w14:val="none"/>
         </w:rPr>
+        <w:lastRenderedPageBreak/>
         <w:t>Análisis de costos</w:t>
       </w:r>
+      <w:bookmarkEnd w:id="43"/>
     </w:p>
     <w:p>
       <w:pPr>
@@ -25829,6 +26361,7 @@
           <w:lang w:eastAsia="es-AR"/>
           <w14:ligatures w14:val="none"/>
         </w:rPr>
+        <w:lastRenderedPageBreak/>
         <w:t>Resumen de costos iniciales:</w:t>
       </w:r>
     </w:p>
@@ -26945,6 +27478,7 @@
           <w14:ligatures w14:val="none"/>
         </w:rPr>
       </w:pPr>
+      <w:bookmarkStart w:id="44" w:name="_Toc214140260"/>
       <w:r>
         <w:rPr>
           <w:rFonts w:ascii="Times New Roman" w:eastAsia="Times New Roman" w:hAnsi="Times New Roman" w:cs="Times New Roman"/>
@@ -26956,8 +27490,10 @@
           <w:lang w:eastAsia="es-AR"/>
           <w14:ligatures w14:val="none"/>
         </w:rPr>
+        <w:lastRenderedPageBreak/>
         <w:t>Análisis de riesgos</w:t>
       </w:r>
+      <w:bookmarkEnd w:id="44"/>
     </w:p>
     <w:p>
       <w:pPr>
@@ -28837,7 +29373,6 @@
                 <w:lang w:eastAsia="es-AR"/>
                 <w14:ligatures w14:val="none"/>
               </w:rPr>
-              <w:lastRenderedPageBreak/>
               <w:t>R3</w:t>
             </w:r>
           </w:p>
@@ -29039,6 +29574,7 @@
           <w:lang w:eastAsia="es-AR"/>
           <w14:ligatures w14:val="none"/>
         </w:rPr>
+        <w:lastRenderedPageBreak/>
         <w:t>Síntesis</w:t>
       </w:r>
     </w:p>
@@ -29067,6 +29603,51 @@
         </w:rPr>
         <w:t>El análisis muestra que una parte importante de la exposición al riesgo se concentra en la calidad de los datos y la estabilidad de la base de datos. La aplicación de controles de validación, pruebas periódicas y políticas de respaldo reduce significativamente la probabilidad de fallos graves y contribuye a la continuidad del prototipo de BI.</w:t>
       </w:r>
+    </w:p>
+    <w:p>
+      <w:pPr>
+        <w:spacing w:before="100" w:beforeAutospacing="1" w:after="100" w:afterAutospacing="1" w:line="240" w:lineRule="auto"/>
+        <w:ind w:firstLine="0"/>
+        <w:jc w:val="left"/>
+        <w:rPr>
+          <w:rFonts w:ascii="Times New Roman" w:eastAsia="Times New Roman" w:hAnsi="Times New Roman" w:cs="Times New Roman"/>
+          <w:kern w:val="0"/>
+          <w:sz w:val="24"/>
+          <w:szCs w:val="24"/>
+          <w:lang w:eastAsia="es-AR"/>
+          <w14:ligatures w14:val="none"/>
+        </w:rPr>
+      </w:pPr>
+    </w:p>
+    <w:p>
+      <w:pPr>
+        <w:spacing w:before="100" w:beforeAutospacing="1" w:after="100" w:afterAutospacing="1" w:line="240" w:lineRule="auto"/>
+        <w:ind w:firstLine="0"/>
+        <w:jc w:val="left"/>
+        <w:rPr>
+          <w:rFonts w:ascii="Times New Roman" w:eastAsia="Times New Roman" w:hAnsi="Times New Roman" w:cs="Times New Roman"/>
+          <w:kern w:val="0"/>
+          <w:sz w:val="24"/>
+          <w:szCs w:val="24"/>
+          <w:lang w:eastAsia="es-AR"/>
+          <w14:ligatures w14:val="none"/>
+        </w:rPr>
+      </w:pPr>
+    </w:p>
+    <w:p>
+      <w:pPr>
+        <w:spacing w:before="100" w:beforeAutospacing="1" w:after="100" w:afterAutospacing="1" w:line="240" w:lineRule="auto"/>
+        <w:ind w:firstLine="0"/>
+        <w:jc w:val="left"/>
+        <w:rPr>
+          <w:rFonts w:ascii="Times New Roman" w:eastAsia="Times New Roman" w:hAnsi="Times New Roman" w:cs="Times New Roman"/>
+          <w:kern w:val="0"/>
+          <w:sz w:val="24"/>
+          <w:szCs w:val="24"/>
+          <w:lang w:eastAsia="es-AR"/>
+          <w14:ligatures w14:val="none"/>
+        </w:rPr>
+      </w:pPr>
     </w:p>
     <w:p>
       <w:pPr>
@@ -29340,6 +29921,7 @@
           <w14:ligatures w14:val="none"/>
         </w:rPr>
       </w:pPr>
+      <w:bookmarkStart w:id="45" w:name="_Toc214140261"/>
       <w:r>
         <w:rPr>
           <w:rFonts w:ascii="Times New Roman" w:eastAsia="Times New Roman" w:hAnsi="Times New Roman" w:cs="Times New Roman"/>
@@ -29354,6 +29936,7 @@
         <w:lastRenderedPageBreak/>
         <w:t>Conclusiones</w:t>
       </w:r>
+      <w:bookmarkEnd w:id="45"/>
     </w:p>
     <w:p>
       <w:pPr>
@@ -29747,6 +30330,7 @@
           <w14:ligatures w14:val="none"/>
         </w:rPr>
       </w:pPr>
+      <w:bookmarkStart w:id="46" w:name="_Toc214140262"/>
       <w:r>
         <w:rPr>
           <w:rFonts w:ascii="Times New Roman" w:eastAsia="Times New Roman" w:hAnsi="Times New Roman" w:cs="Times New Roman"/>
@@ -29761,6 +30345,7 @@
         <w:lastRenderedPageBreak/>
         <w:t>Demo</w:t>
       </w:r>
+      <w:bookmarkEnd w:id="46"/>
     </w:p>
     <w:p>
       <w:pPr>
@@ -29952,35 +30537,6 @@
           <w:lang w:eastAsia="es-AR"/>
           <w14:ligatures w14:val="none"/>
         </w:rPr>
-        <w:t>Video demostrativo del funcionamiento del sistema (3 a 5 minutos).</w:t>
-      </w:r>
-    </w:p>
-    <w:p>
-      <w:pPr>
-        <w:numPr>
-          <w:ilvl w:val="0"/>
-          <w:numId w:val="23"/>
-        </w:numPr>
-        <w:spacing w:before="100" w:beforeAutospacing="1" w:after="100" w:afterAutospacing="1" w:line="240" w:lineRule="auto"/>
-        <w:jc w:val="left"/>
-        <w:rPr>
-          <w:rFonts w:ascii="Times New Roman" w:eastAsia="Times New Roman" w:hAnsi="Times New Roman" w:cs="Times New Roman"/>
-          <w:kern w:val="0"/>
-          <w:sz w:val="24"/>
-          <w:szCs w:val="24"/>
-          <w:lang w:eastAsia="es-AR"/>
-          <w14:ligatures w14:val="none"/>
-        </w:rPr>
-      </w:pPr>
-      <w:r>
-        <w:rPr>
-          <w:rFonts w:ascii="Times New Roman" w:eastAsia="Times New Roman" w:hAnsi="Times New Roman" w:cs="Times New Roman"/>
-          <w:kern w:val="0"/>
-          <w:sz w:val="24"/>
-          <w:szCs w:val="24"/>
-          <w:lang w:eastAsia="es-AR"/>
-          <w14:ligatures w14:val="none"/>
-        </w:rPr>
         <w:t>Guía de instalación y ejecución del prototipo.</w:t>
       </w:r>
     </w:p>
@@ -30022,17 +30578,44 @@
         </w:rPr>
         <w:t xml:space="preserve"> </w:t>
       </w:r>
-      <w:r>
-        <w:rPr>
-          <w:rFonts w:ascii="Times New Roman" w:eastAsia="Times New Roman" w:hAnsi="Times New Roman" w:cs="Times New Roman"/>
-          <w:kern w:val="0"/>
-          <w:sz w:val="24"/>
-          <w:szCs w:val="24"/>
-          <w:lang w:eastAsia="es-AR"/>
-          <w14:ligatures w14:val="none"/>
-        </w:rPr>
-        <w:t>https://github.com/LucasP01/TFG</w:t>
-      </w:r>
+      <w:hyperlink r:id="rId13" w:history="1">
+        <w:r>
+          <w:rPr>
+            <w:rStyle w:val="Hipervnculo"/>
+            <w:rFonts w:ascii="Times New Roman" w:eastAsia="Times New Roman" w:hAnsi="Times New Roman" w:cs="Times New Roman"/>
+            <w:kern w:val="0"/>
+            <w:sz w:val="24"/>
+            <w:szCs w:val="24"/>
+            <w:lang w:eastAsia="es-AR"/>
+            <w14:ligatures w14:val="none"/>
+          </w:rPr>
+          <w:t>https://github.</w:t>
+        </w:r>
+        <w:r>
+          <w:rPr>
+            <w:rStyle w:val="Hipervnculo"/>
+            <w:rFonts w:ascii="Times New Roman" w:eastAsia="Times New Roman" w:hAnsi="Times New Roman" w:cs="Times New Roman"/>
+            <w:kern w:val="0"/>
+            <w:sz w:val="24"/>
+            <w:szCs w:val="24"/>
+            <w:lang w:eastAsia="es-AR"/>
+            <w14:ligatures w14:val="none"/>
+          </w:rPr>
+          <w:t>c</w:t>
+        </w:r>
+        <w:r>
+          <w:rPr>
+            <w:rStyle w:val="Hipervnculo"/>
+            <w:rFonts w:ascii="Times New Roman" w:eastAsia="Times New Roman" w:hAnsi="Times New Roman" w:cs="Times New Roman"/>
+            <w:kern w:val="0"/>
+            <w:sz w:val="24"/>
+            <w:szCs w:val="24"/>
+            <w:lang w:eastAsia="es-AR"/>
+            <w14:ligatures w14:val="none"/>
+          </w:rPr>
+          <w:t>om/LucasP01/TFG</w:t>
+        </w:r>
+      </w:hyperlink>
     </w:p>
     <w:p>
       <w:pPr>
@@ -30050,6 +30633,39 @@
           <w14:ligatures w14:val="none"/>
         </w:rPr>
       </w:pPr>
+      <w:r>
+        <w:rPr>
+          <w:rFonts w:ascii="Times New Roman" w:eastAsia="Times New Roman" w:hAnsi="Times New Roman" w:cs="Times New Roman"/>
+          <w:b/>
+          <w:bCs/>
+          <w:kern w:val="0"/>
+          <w:sz w:val="24"/>
+          <w:szCs w:val="24"/>
+          <w:lang w:eastAsia="es-AR"/>
+          <w14:ligatures w14:val="none"/>
+        </w:rPr>
+        <w:t>Enlace</w:t>
+      </w:r>
+      <w:r>
+        <w:rPr>
+          <w:rFonts w:ascii="Times New Roman" w:eastAsia="Times New Roman" w:hAnsi="Times New Roman" w:cs="Times New Roman"/>
+          <w:b/>
+          <w:bCs/>
+          <w:kern w:val="0"/>
+          <w:sz w:val="24"/>
+          <w:szCs w:val="24"/>
+          <w:lang w:eastAsia="es-AR"/>
+          <w14:ligatures w14:val="none"/>
+        </w:rPr>
+        <w:t xml:space="preserve"> video: </w:t>
+      </w:r>
+      <w:r>
+        <w:rPr>
+          <w:rStyle w:val="Hipervnculo"/>
+          <w:lang w:eastAsia="es-AR"/>
+        </w:rPr>
+        <w:t>https://drive.google.com/file/d/10vaUEd6hWmYsxXsB1G8ovMwoNI7U-8Nf/view?usp=sharing</w:t>
+      </w:r>
     </w:p>
     <w:p>
       <w:pPr>
@@ -30335,7 +30951,7 @@
           <w:szCs w:val="28"/>
         </w:rPr>
       </w:pPr>
-      <w:bookmarkStart w:id="39" w:name="_Toc212410465"/>
+      <w:bookmarkStart w:id="47" w:name="_Toc214140263"/>
       <w:r>
         <w:rPr>
           <w:rStyle w:val="Ttulo1Car"/>
@@ -30359,7 +30975,7 @@
         </w:rPr>
         <w:t>:</w:t>
       </w:r>
-      <w:bookmarkEnd w:id="39"/>
+      <w:bookmarkEnd w:id="47"/>
       <w:r>
         <w:rPr>
           <w:rFonts w:ascii="Times New Roman" w:hAnsi="Times New Roman" w:cs="Times New Roman"/>
@@ -30419,7 +31035,7 @@
         </w:rPr>
         <w:t xml:space="preserve"> Recuperado de </w:t>
       </w:r>
-      <w:hyperlink r:id="rId13" w:tgtFrame="_new" w:history="1">
+      <w:hyperlink r:id="rId14" w:tgtFrame="_new" w:history="1">
         <w:r>
           <w:rPr>
             <w:rStyle w:val="Hipervnculo"/>
@@ -30479,7 +31095,7 @@
         </w:rPr>
         <w:t xml:space="preserve"> Recuperado de </w:t>
       </w:r>
-      <w:hyperlink r:id="rId14" w:tgtFrame="_new" w:history="1">
+      <w:hyperlink r:id="rId15" w:tgtFrame="_new" w:history="1">
         <w:r>
           <w:rPr>
             <w:rStyle w:val="Hipervnculo"/>
@@ -30539,7 +31155,7 @@
         </w:rPr>
         <w:t xml:space="preserve">. Recuperado de </w:t>
       </w:r>
-      <w:hyperlink r:id="rId15" w:tgtFrame="_new" w:history="1">
+      <w:hyperlink r:id="rId16" w:tgtFrame="_new" w:history="1">
         <w:r>
           <w:rPr>
             <w:rStyle w:val="Hipervnculo"/>
@@ -30599,7 +31215,7 @@
         </w:rPr>
         <w:t xml:space="preserve">. Recuperado de </w:t>
       </w:r>
-      <w:hyperlink r:id="rId16" w:tgtFrame="_new" w:history="1">
+      <w:hyperlink r:id="rId17" w:tgtFrame="_new" w:history="1">
         <w:r>
           <w:rPr>
             <w:rStyle w:val="Hipervnculo"/>
@@ -30659,7 +31275,7 @@
         </w:rPr>
         <w:t xml:space="preserve">. Recuperado de </w:t>
       </w:r>
-      <w:hyperlink r:id="rId17" w:tgtFrame="_new" w:history="1">
+      <w:hyperlink r:id="rId18" w:tgtFrame="_new" w:history="1">
         <w:r>
           <w:rPr>
             <w:rStyle w:val="Hipervnculo"/>
@@ -30719,7 +31335,7 @@
         </w:rPr>
         <w:t xml:space="preserve">. Recuperado de </w:t>
       </w:r>
-      <w:hyperlink r:id="rId18" w:tgtFrame="_new" w:history="1">
+      <w:hyperlink r:id="rId19" w:tgtFrame="_new" w:history="1">
         <w:r>
           <w:rPr>
             <w:rStyle w:val="Hipervnculo"/>
@@ -30732,7 +31348,7 @@
       </w:hyperlink>
     </w:p>
     <w:sectPr>
-      <w:headerReference w:type="default" r:id="rId19"/>
+      <w:headerReference w:type="default" r:id="rId20"/>
       <w:pgSz w:w="11906" w:h="16838"/>
       <w:pgMar w:top="1701" w:right="1701" w:bottom="1701" w:left="1701" w:header="709" w:footer="709" w:gutter="0"/>
       <w:pgNumType w:start="0"/>
